--- a/Kim12-2-5-Hidrokarbonlarin-Siniflandirilmasi.docx
+++ b/Kim12-2-5-Hidrokarbonlarin-Siniflandirilmasi.docx
@@ -416,7 +416,7 @@
           <w:rFonts w:ascii="Times New Roman" w:hAnsi="Times New Roman" w:cs="Times New Roman"/>
           <w:lang w:val="tr-TR"/>
         </w:rPr>
-        <w:t xml:space="preserve">Sınıfınızda gruplara ayrılınız. Görsel D’de yapı formülleri ve molekül formülleri verilen on iki hidrokarbonu inceleyiniz. Formülleri okurken Analiz ve Keşif Atölyesi 2.4.’teki bulgularınızdan yararlanabilirsiniz.</w:t>
+        <w:t xml:space="preserve">Sınıfınızda gruplara ayrılınız. Aşağıdaki görselde yapı formülleri ve molekül formülleri verilen on iki hidrokarbonu inceleyiniz. Formülleri okurken Analiz ve Keşif Atölyesi 2.4.’teki bulgularınızdan yararlanabilirsiniz.</w:t>
       </w:r>
     </w:p>
     <w:p xmlns:a="http://schemas.openxmlformats.org/drawingml/2006/main" xmlns:pic="http://schemas.openxmlformats.org/drawingml/2006/picture">
@@ -431,7 +431,7 @@
         <w:drawing>
           <wp:inline distT="0" distB="0" distL="0" distR="0">
             <wp:extent cx="5760000" cy="4530106"/>
-            <wp:docPr id="900002" name="Grafik 900002" descr="Görsel D: Hidrokarbon kartları"/>
+            <wp:docPr id="900002" name="Grafik 900002" descr="Hidrokarbon kartları"/>
             <wp:cNvGraphicFramePr>
               <a:graphicFrameLocks noChangeAspect="1"/>
             </wp:cNvGraphicFramePr>
@@ -475,18 +475,9 @@
       <w:r>
         <w:rPr>
           <w:rFonts w:ascii="Times New Roman" w:hAnsi="Times New Roman" w:cs="Times New Roman"/>
-          <w:b/>
-          <w:bCs/>
-          <w:lang w:val="tr-TR"/>
-        </w:rPr>
-        <w:t xml:space="preserve">Görsel D:</w:t>
-      </w:r>
-      <w:r>
-        <w:rPr>
-          <w:rFonts w:ascii="Times New Roman" w:hAnsi="Times New Roman" w:cs="Times New Roman"/>
-          <w:lang w:val="tr-TR"/>
-        </w:rPr>
-        <w:t xml:space="preserve"> Hidrokarbon kartları</w:t>
+          <w:lang w:val="tr-TR"/>
+        </w:rPr>
+        <w:t xml:space="preserve">Hidrokarbon kartları</w:t>
       </w:r>
     </w:p>
     <w:p>
@@ -2176,7 +2167,7 @@
           <w:rFonts w:ascii="Times New Roman" w:hAnsi="Times New Roman" w:cs="Times New Roman"/>
           <w:lang w:val="tr-TR"/>
         </w:rPr>
-        <w:t xml:space="preserve"> denir (Görsel E).</w:t>
+        <w:t xml:space="preserve"> denir (Görsel D).</w:t>
       </w:r>
     </w:p>
     <w:p xmlns:a="http://schemas.openxmlformats.org/drawingml/2006/main" xmlns:pic="http://schemas.openxmlformats.org/drawingml/2006/picture">
@@ -2191,7 +2182,7 @@
         <w:drawing>
           <wp:inline distT="0" distB="0" distL="0" distR="0">
             <wp:extent cx="5400000" cy="2916000"/>
-            <wp:docPr id="900005" name="Grafik 900005" descr="Görsel E: Hidrokarbonların sınıflandırılması"/>
+            <wp:docPr id="900005" name="Grafik 900005" descr="Görsel D: Hidrokarbonların sınıflandırılması"/>
             <wp:cNvGraphicFramePr>
               <a:graphicFrameLocks noChangeAspect="1"/>
             </wp:cNvGraphicFramePr>
@@ -2239,7 +2230,7 @@
           <w:bCs/>
           <w:lang w:val="tr-TR"/>
         </w:rPr>
-        <w:t xml:space="preserve">Görsel E:</w:t>
+        <w:t xml:space="preserve">Görsel D:</w:t>
       </w:r>
       <w:r>
         <w:rPr>
@@ -2808,7 +2799,7 @@
           <w:rFonts w:ascii="Times New Roman" w:hAnsi="Times New Roman" w:cs="Times New Roman"/>
           <w:lang w:val="tr-TR"/>
         </w:rPr>
-        <w:t xml:space="preserve">) oluşturur. Benzen molekülünde altı karbon atomu düzlemsel bir altıgen halka oluşturur ve her karbon atomuna bir hidrojen atomu bağlıdır. Benzen çoğunlukla ikili ve tekli bağların sırayla yer aldığı iki yapıyla (Kekulé yapıları) gösterilir (Görsel F). Ancak deneyler, benzendeki bütün karbon-karbon bağlarının uzunluğunun eşit (139 pm) olduğunu ve bu değerin tekli bağ (154 pm) ile ikili bağ (134 pm) uzunlukları arasında kaldığını gösterir. Bu durum, halkadaki pi elektronlarının belirli iki karbon atomu arasında değil, bütün halka boyunca dağılmış olmasıyla açıklanabilir. Bu nedenle benzen halkası, altıgenin içine çizilen bir daireyle de gösterilir. Toluen (C</w:t>
+        <w:t xml:space="preserve">) oluşturur. Benzen molekülünde altı karbon atomu düzlemsel bir altıgen halka oluşturur ve her karbon atomuna bir hidrojen atomu bağlıdır. Benzen çoğunlukla ikili ve tekli bağların sırayla yer aldığı iki yapıyla (Kekulé yapıları) gösterilir (Görsel E). Ancak deneyler, benzendeki bütün karbon-karbon bağlarının uzunluğunun eşit (139 pm) olduğunu ve bu değerin tekli bağ (154 pm) ile ikili bağ (134 pm) uzunlukları arasında kaldığını gösterir. Bu durum, halkadaki pi elektronlarının belirli iki karbon atomu arasında değil, bütün halka boyunca dağılmış olmasıyla açıklanabilir. Bu nedenle benzen halkası, altıgenin içine çizilen bir daireyle de gösterilir. Toluen (C</w:t>
       </w:r>
       <w:r>
         <w:rPr>
@@ -2883,7 +2874,7 @@
         <w:drawing>
           <wp:inline distT="0" distB="0" distL="0" distR="0">
             <wp:extent cx="5760000" cy="1399840"/>
-            <wp:docPr id="900006" name="Grafik 900006" descr="Görsel F: Benzen molekülünün farklı gösterimleri"/>
+            <wp:docPr id="900006" name="Grafik 900006" descr="Görsel E: Benzen molekülünün farklı gösterimleri"/>
             <wp:cNvGraphicFramePr>
               <a:graphicFrameLocks noChangeAspect="1"/>
             </wp:cNvGraphicFramePr>
@@ -2931,7 +2922,7 @@
           <w:bCs/>
           <w:lang w:val="tr-TR"/>
         </w:rPr>
-        <w:t xml:space="preserve">Görsel F:</w:t>
+        <w:t xml:space="preserve">Görsel E:</w:t>
       </w:r>
       <w:r>
         <w:rPr>
@@ -2954,7 +2945,7 @@
           <w:rFonts w:ascii="Times New Roman" w:hAnsi="Times New Roman" w:cs="Times New Roman"/>
           <w:lang w:val="tr-TR"/>
         </w:rPr>
-        <w:t xml:space="preserve">Hidrokarbon sınıflarından birer örneğin uzay dolgu modelleri Görsel G’de verilmiştir. Etan ve siklohekzan moleküllerinde karbon atomlarının üç boyutlu (dört yüzlü) bağ düzenine karşılık eten ve benzen moleküllerinin düzlemsel, etin molekülünün ise doğrusal olduğuna dikkat ediniz. Bu farklılıklar karbon atomlarının hibritleşme türleriyle açıklanabilir. Hidrokarbon sınıflarının belirleyici özellikleri Tablo A’da özetlenmiştir.</w:t>
+        <w:t xml:space="preserve">Hidrokarbon sınıflarından birer örneğin uzay dolgu modelleri Görsel F’de verilmiştir. Etan ve siklohekzan moleküllerinde karbon atomlarının üç boyutlu (dört yüzlü) bağ düzenine karşılık eten ve benzen moleküllerinin düzlemsel, etin molekülünün ise doğrusal olduğuna dikkat ediniz. Bu farklılıklar karbon atomlarının hibritleşme türleriyle açıklanabilir. Hidrokarbon sınıflarının belirleyici özellikleri Tablo A’da özetlenmiştir.</w:t>
       </w:r>
     </w:p>
     <w:p xmlns:a="http://schemas.openxmlformats.org/drawingml/2006/main" xmlns:pic="http://schemas.openxmlformats.org/drawingml/2006/picture">
@@ -2969,7 +2960,7 @@
         <w:drawing>
           <wp:inline distT="0" distB="0" distL="0" distR="0">
             <wp:extent cx="5760000" cy="1054117"/>
-            <wp:docPr id="900007" name="Grafik 900007" descr="Görsel G: Farklı hidrokarbon sınıflarından örneklerin uzay dolgu modelleri"/>
+            <wp:docPr id="900007" name="Grafik 900007" descr="Görsel F: Farklı hidrokarbon sınıflarından örneklerin uzay dolgu modelleri"/>
             <wp:cNvGraphicFramePr>
               <a:graphicFrameLocks noChangeAspect="1"/>
             </wp:cNvGraphicFramePr>
@@ -3017,7 +3008,7 @@
           <w:bCs/>
           <w:lang w:val="tr-TR"/>
         </w:rPr>
-        <w:t xml:space="preserve">Görsel G:</w:t>
+        <w:t xml:space="preserve">Görsel F:</w:t>
       </w:r>
       <w:r>
         <w:rPr>

--- a/Kim12-2-5-Hidrokarbonlarin-Siniflandirilmasi.docx
+++ b/Kim12-2-5-Hidrokarbonlarin-Siniflandirilmasi.docx
@@ -72,7 +72,7 @@
                 <w:rFonts w:ascii="Times New Roman" w:hAnsi="Times New Roman" w:cs="Times New Roman"/>
                 <w:lang w:val="tr-TR"/>
               </w:rPr>
-              <w:t xml:space="preserve">GÖRSEL ALANI</w:t>
+              <w:t xml:space="preserve">GÖRSEL ALANI (Shutterstock)</w:t>
             </w:r>
           </w:p>
           <w:p>
@@ -104,23 +104,7 @@
                 <w:rFonts w:ascii="Times New Roman" w:hAnsi="Times New Roman" w:cs="Times New Roman"/>
                 <w:lang w:val="tr-TR"/>
               </w:rPr>
-              <w:t xml:space="preserve">Shutterstock arama: “banana ripening room warehouse”</w:t>
-            </w:r>
-          </w:p>
-          <w:p>
-            <w:pPr>
-              <w:jc w:val="both"/>
-              <w:rPr>
-                <w:rFonts w:ascii="Times New Roman" w:hAnsi="Times New Roman" w:cs="Times New Roman"/>
-                <w:lang w:val="tr-TR"/>
-              </w:rPr>
-            </w:pPr>
-            <w:r>
-              <w:rPr>
-                <w:rFonts w:ascii="Times New Roman" w:hAnsi="Times New Roman" w:cs="Times New Roman"/>
-                <w:lang w:val="tr-TR"/>
-              </w:rPr>
-              <w:t xml:space="preserve">Shutter ID: ……………</w:t>
+              <w:t xml:space="preserve">Shutter ID: 1057193474 (fotoğraf) — Cultivated bananas in storage room</w:t>
             </w:r>
           </w:p>
         </w:tc>
@@ -193,7 +177,7 @@
                 <w:rFonts w:ascii="Times New Roman" w:hAnsi="Times New Roman" w:cs="Times New Roman"/>
                 <w:lang w:val="tr-TR"/>
               </w:rPr>
-              <w:t xml:space="preserve">GÖRSEL ALANI</w:t>
+              <w:t xml:space="preserve">GÖRSEL ALANI (Shutterstock)</w:t>
             </w:r>
           </w:p>
           <w:p>
@@ -225,23 +209,7 @@
                 <w:rFonts w:ascii="Times New Roman" w:hAnsi="Times New Roman" w:cs="Times New Roman"/>
                 <w:lang w:val="tr-TR"/>
               </w:rPr>
-              <w:t xml:space="preserve">Shutterstock arama: “paraffin wax candle making”</w:t>
-            </w:r>
-          </w:p>
-          <w:p>
-            <w:pPr>
-              <w:jc w:val="both"/>
-              <w:rPr>
-                <w:rFonts w:ascii="Times New Roman" w:hAnsi="Times New Roman" w:cs="Times New Roman"/>
-                <w:lang w:val="tr-TR"/>
-              </w:rPr>
-            </w:pPr>
-            <w:r>
-              <w:rPr>
-                <w:rFonts w:ascii="Times New Roman" w:hAnsi="Times New Roman" w:cs="Times New Roman"/>
-                <w:lang w:val="tr-TR"/>
-              </w:rPr>
-              <w:t xml:space="preserve">Shutter ID: ……………</w:t>
+              <w:t xml:space="preserve">Shutter ID: 2635065337 (fotoğraf) — Different wax types for candle making</w:t>
             </w:r>
           </w:p>
         </w:tc>

--- a/Kim12-2-5-Hidrokarbonlarin-Siniflandirilmasi.docx
+++ b/Kim12-2-5-Hidrokarbonlarin-Siniflandirilmasi.docx
@@ -2087,55 +2087,7 @@
           <w:rFonts w:ascii="Times New Roman" w:hAnsi="Times New Roman" w:cs="Times New Roman"/>
           <w:lang w:val="tr-TR"/>
         </w:rPr>
-        <w:t xml:space="preserve">Analiz ve Keşif Atölyesi 2.5.’te kartlardaki bütün bileşiklerin yalnızca karbon ve hidrojen atomlarından oluştuğunu gördünüz. Yalnızca karbon ve hidrojen atomlarından oluşan organik bileşiklere </w:t>
-      </w:r>
-      <w:r>
-        <w:rPr>
-          <w:rFonts w:ascii="Times New Roman" w:hAnsi="Times New Roman" w:cs="Times New Roman"/>
-          <w:b/>
-          <w:bCs/>
-          <w:lang w:val="tr-TR"/>
-        </w:rPr>
-        <w:t xml:space="preserve">hidrokarbon</w:t>
-      </w:r>
-      <w:r>
-        <w:rPr>
-          <w:rFonts w:ascii="Times New Roman" w:hAnsi="Times New Roman" w:cs="Times New Roman"/>
-          <w:lang w:val="tr-TR"/>
-        </w:rPr>
-        <w:t xml:space="preserve"> denir. Doğal gaz, petrol ve petrolden elde edilen benzin, motorin, LPG ve parafin gibi maddeler büyük ölçüde hidrokarbonlardan oluşur. Etkinlikte hidrokarbonları gruplamak için en belirleyici ölçütün benzen halkası içerip içermemeleri olduğunu fark ettiniz. Benzen halkası içeren hidrokarbonlara </w:t>
-      </w:r>
-      <w:r>
-        <w:rPr>
-          <w:rFonts w:ascii="Times New Roman" w:hAnsi="Times New Roman" w:cs="Times New Roman"/>
-          <w:b/>
-          <w:bCs/>
-          <w:lang w:val="tr-TR"/>
-        </w:rPr>
-        <w:t xml:space="preserve">aromatik hidrokarbonlar</w:t>
-      </w:r>
-      <w:r>
-        <w:rPr>
-          <w:rFonts w:ascii="Times New Roman" w:hAnsi="Times New Roman" w:cs="Times New Roman"/>
-          <w:lang w:val="tr-TR"/>
-        </w:rPr>
-        <w:t xml:space="preserve">, benzen halkası içermeyenlere ise </w:t>
-      </w:r>
-      <w:r>
-        <w:rPr>
-          <w:rFonts w:ascii="Times New Roman" w:hAnsi="Times New Roman" w:cs="Times New Roman"/>
-          <w:b/>
-          <w:bCs/>
-          <w:lang w:val="tr-TR"/>
-        </w:rPr>
-        <w:t xml:space="preserve">alifatik hidrokarbonlar</w:t>
-      </w:r>
-      <w:r>
-        <w:rPr>
-          <w:rFonts w:ascii="Times New Roman" w:hAnsi="Times New Roman" w:cs="Times New Roman"/>
-          <w:lang w:val="tr-TR"/>
-        </w:rPr>
-        <w:t xml:space="preserve"> denir (Görsel D).</w:t>
+        <w:t xml:space="preserve">Yalnızca karbon ve hidrojen atomlarından oluşan organik bileşiklere hidrokarbon denir. Doğal gaz, petrol ve petrolden elde edilen benzin, motorin, LPG ve parafin gibi maddeler büyük ölçüde hidrokarbonlardan oluşur. Hidrokarbonlar önce yapılarında benzen halkası bulunup bulunmamasına göre iki büyük gruba ayrılır. Benzen halkası içeren hidrokarbonlara aromatik hidrokarbonlar, benzen halkası içermeyenlere ise alifatik hidrokarbonlar denir (Görsel D).</w:t>
       </w:r>
     </w:p>
     <w:p xmlns:a="http://schemas.openxmlformats.org/drawingml/2006/main" xmlns:pic="http://schemas.openxmlformats.org/drawingml/2006/picture">
@@ -2258,9 +2210,8 @@
       </w:r>
       <w:r>
         <w:rPr>
-          <w:rFonts w:ascii="Times New Roman" w:hAnsi="Times New Roman" w:cs="Times New Roman"/>
           <w:b/>
-          <w:bCs/>
+          <w:rFonts w:ascii="Times New Roman" w:hAnsi="Times New Roman" w:cs="Times New Roman"/>
           <w:lang w:val="tr-TR"/>
         </w:rPr>
         <w:t xml:space="preserve">Alkanlar:</w:t>
@@ -2270,30 +2221,45 @@
           <w:rFonts w:ascii="Times New Roman" w:hAnsi="Times New Roman" w:cs="Times New Roman"/>
           <w:lang w:val="tr-TR"/>
         </w:rPr>
-        <w:t xml:space="preserve"> Karbon atomları arasında yalnızca tekli bağ bulunan hidrokarbonlardır. Metan (CH</w:t>
-      </w:r>
-      <w:r>
-        <w:rPr>
-          <w:rFonts w:ascii="Times New Roman" w:hAnsi="Times New Roman" w:cs="Times New Roman"/>
+        <w:t xml:space="preserve"> Karbon atomları arasında yalnızca tekli bağ bulunan hidrokarbonlardır. Propan (C</w:t>
+      </w:r>
+      <w:r>
+        <w:rPr>
+          <w:rFonts w:ascii="Times New Roman" w:hAnsi="Times New Roman" w:cs="Times New Roman"/>
+          <w:lang w:val="tr-TR"/>
           <w:vertAlign w:val="subscript"/>
-          <w:lang w:val="tr-TR"/>
-        </w:rPr>
-        <w:t xml:space="preserve">4</w:t>
-      </w:r>
-      <w:r>
-        <w:rPr>
-          <w:rFonts w:ascii="Times New Roman" w:hAnsi="Times New Roman" w:cs="Times New Roman"/>
-          <w:lang w:val="tr-TR"/>
-        </w:rPr>
-        <w:t xml:space="preserve">), propan (C</w:t>
-      </w:r>
-      <w:r>
-        <w:rPr>
-          <w:rFonts w:ascii="Times New Roman" w:hAnsi="Times New Roman" w:cs="Times New Roman"/>
+        </w:rPr>
+        <w:t xml:space="preserve">3</w:t>
+      </w:r>
+      <w:r>
+        <w:rPr>
+          <w:rFonts w:ascii="Times New Roman" w:hAnsi="Times New Roman" w:cs="Times New Roman"/>
+          <w:lang w:val="tr-TR"/>
+        </w:rPr>
+        <w:t xml:space="preserve">H</w:t>
+      </w:r>
+      <w:r>
+        <w:rPr>
+          <w:rFonts w:ascii="Times New Roman" w:hAnsi="Times New Roman" w:cs="Times New Roman"/>
+          <w:lang w:val="tr-TR"/>
           <w:vertAlign w:val="subscript"/>
-          <w:lang w:val="tr-TR"/>
-        </w:rPr>
-        <w:t xml:space="preserve">3</w:t>
+        </w:rPr>
+        <w:t xml:space="preserve">8</w:t>
+      </w:r>
+      <w:r>
+        <w:rPr>
+          <w:rFonts w:ascii="Times New Roman" w:hAnsi="Times New Roman" w:cs="Times New Roman"/>
+          <w:lang w:val="tr-TR"/>
+        </w:rPr>
+        <w:t xml:space="preserve">), hekzan (C</w:t>
+      </w:r>
+      <w:r>
+        <w:rPr>
+          <w:rFonts w:ascii="Times New Roman" w:hAnsi="Times New Roman" w:cs="Times New Roman"/>
+          <w:lang w:val="tr-TR"/>
+          <w:vertAlign w:val="subscript"/>
+        </w:rPr>
+        <w:t xml:space="preserve">6</w:t>
       </w:r>
       <w:r>
         <w:rPr>
@@ -2305,8 +2271,23 @@
       <w:r>
         <w:rPr>
           <w:rFonts w:ascii="Times New Roman" w:hAnsi="Times New Roman" w:cs="Times New Roman"/>
+          <w:lang w:val="tr-TR"/>
           <w:vertAlign w:val="subscript"/>
-          <w:lang w:val="tr-TR"/>
+        </w:rPr>
+        <w:t xml:space="preserve">14</w:t>
+      </w:r>
+      <w:r>
+        <w:rPr>
+          <w:rFonts w:ascii="Times New Roman" w:hAnsi="Times New Roman" w:cs="Times New Roman"/>
+          <w:lang w:val="tr-TR"/>
+        </w:rPr>
+        <w:t xml:space="preserve">) ve oktan (C</w:t>
+      </w:r>
+      <w:r>
+        <w:rPr>
+          <w:rFonts w:ascii="Times New Roman" w:hAnsi="Times New Roman" w:cs="Times New Roman"/>
+          <w:lang w:val="tr-TR"/>
+          <w:vertAlign w:val="subscript"/>
         </w:rPr>
         <w:t xml:space="preserve">8</w:t>
       </w:r>
@@ -2315,69 +2296,22 @@
           <w:rFonts w:ascii="Times New Roman" w:hAnsi="Times New Roman" w:cs="Times New Roman"/>
           <w:lang w:val="tr-TR"/>
         </w:rPr>
-        <w:t xml:space="preserve">) ve bütan (C</w:t>
-      </w:r>
-      <w:r>
-        <w:rPr>
-          <w:rFonts w:ascii="Times New Roman" w:hAnsi="Times New Roman" w:cs="Times New Roman"/>
+        <w:t xml:space="preserve">H</w:t>
+      </w:r>
+      <w:r>
+        <w:rPr>
+          <w:rFonts w:ascii="Times New Roman" w:hAnsi="Times New Roman" w:cs="Times New Roman"/>
+          <w:lang w:val="tr-TR"/>
           <w:vertAlign w:val="subscript"/>
-          <w:lang w:val="tr-TR"/>
-        </w:rPr>
-        <w:t xml:space="preserve">4</w:t>
-      </w:r>
-      <w:r>
-        <w:rPr>
-          <w:rFonts w:ascii="Times New Roman" w:hAnsi="Times New Roman" w:cs="Times New Roman"/>
-          <w:lang w:val="tr-TR"/>
-        </w:rPr>
-        <w:t xml:space="preserve">H</w:t>
-      </w:r>
-      <w:r>
-        <w:rPr>
-          <w:rFonts w:ascii="Times New Roman" w:hAnsi="Times New Roman" w:cs="Times New Roman"/>
-          <w:vertAlign w:val="subscript"/>
-          <w:lang w:val="tr-TR"/>
-        </w:rPr>
-        <w:t xml:space="preserve">10</w:t>
-      </w:r>
-      <w:r>
-        <w:rPr>
-          <w:rFonts w:ascii="Times New Roman" w:hAnsi="Times New Roman" w:cs="Times New Roman"/>
-          <w:lang w:val="tr-TR"/>
-        </w:rPr>
-        <w:t xml:space="preserve">) alkanlara örnektir. Alkanlarda her karbon atomu bağlanabileceği en fazla sayıda atoma bağlıdır; bu nedenle alkanlara </w:t>
-      </w:r>
-      <w:r>
-        <w:rPr>
-          <w:rFonts w:ascii="Times New Roman" w:hAnsi="Times New Roman" w:cs="Times New Roman"/>
-          <w:b/>
-          <w:bCs/>
-          <w:lang w:val="tr-TR"/>
-        </w:rPr>
-        <w:t xml:space="preserve">doymuş hidrokarbonlar</w:t>
-      </w:r>
-      <w:r>
-        <w:rPr>
-          <w:rFonts w:ascii="Times New Roman" w:hAnsi="Times New Roman" w:cs="Times New Roman"/>
-          <w:lang w:val="tr-TR"/>
-        </w:rPr>
-        <w:t xml:space="preserve"> da denir. Alkanların tepkimeye girme eğilimi düşük olduğundan bu bileşiklere Latince “az ilgi gösteren” anlamındaki “parum affinis” ifadesinden türetilen </w:t>
-      </w:r>
-      <w:r>
-        <w:rPr>
-          <w:rFonts w:ascii="Times New Roman" w:hAnsi="Times New Roman" w:cs="Times New Roman"/>
-          <w:b/>
-          <w:bCs/>
-          <w:lang w:val="tr-TR"/>
-        </w:rPr>
-        <w:t xml:space="preserve">parafinler</w:t>
-      </w:r>
-      <w:r>
-        <w:rPr>
-          <w:rFonts w:ascii="Times New Roman" w:hAnsi="Times New Roman" w:cs="Times New Roman"/>
-          <w:lang w:val="tr-TR"/>
-        </w:rPr>
-        <w:t xml:space="preserve"> adı da verilmiştir.</w:t>
+        </w:rPr>
+        <w:t xml:space="preserve">18</w:t>
+      </w:r>
+      <w:r>
+        <w:rPr>
+          <w:rFonts w:ascii="Times New Roman" w:hAnsi="Times New Roman" w:cs="Times New Roman"/>
+          <w:lang w:val="tr-TR"/>
+        </w:rPr>
+        <w:t xml:space="preserve">) alkanlara örnektir. Alkanlarda her karbon atomu bağlanabileceği en fazla sayıda atoma bağlıdır; bu nedenle alkanlara doymuş hidrokarbonlar da denir. Alkanların tepkimeye girme eğilimi düşük olduğundan bu bileşiklere Latince “az ilgi gösteren” anlamındaki “parum affinis” ifadesinden türetilen parafinler adı da verilmiştir.</w:t>
       </w:r>
     </w:p>
     <w:p>
@@ -2398,9 +2332,8 @@
       </w:r>
       <w:r>
         <w:rPr>
-          <w:rFonts w:ascii="Times New Roman" w:hAnsi="Times New Roman" w:cs="Times New Roman"/>
           <w:b/>
-          <w:bCs/>
+          <w:rFonts w:ascii="Times New Roman" w:hAnsi="Times New Roman" w:cs="Times New Roman"/>
           <w:lang w:val="tr-TR"/>
         </w:rPr>
         <w:t xml:space="preserve">Alkenler:</w:t>
@@ -2410,13 +2343,13 @@
           <w:rFonts w:ascii="Times New Roman" w:hAnsi="Times New Roman" w:cs="Times New Roman"/>
           <w:lang w:val="tr-TR"/>
         </w:rPr>
-        <w:t xml:space="preserve"> Karbon atomları arasında en az bir ikili bağ bulunan hidrokarbonlardır. Eten (etilen, C</w:t>
-      </w:r>
-      <w:r>
-        <w:rPr>
-          <w:rFonts w:ascii="Times New Roman" w:hAnsi="Times New Roman" w:cs="Times New Roman"/>
+        <w:t xml:space="preserve"> Karbon atomları arasında en az bir ikili bağ bulunan hidrokarbonlardır. En basit alken etendir (etilen, C</w:t>
+      </w:r>
+      <w:r>
+        <w:rPr>
+          <w:rFonts w:ascii="Times New Roman" w:hAnsi="Times New Roman" w:cs="Times New Roman"/>
+          <w:lang w:val="tr-TR"/>
           <w:vertAlign w:val="subscript"/>
-          <w:lang w:val="tr-TR"/>
         </w:rPr>
         <w:t xml:space="preserve">2</w:t>
       </w:r>
@@ -2430,8 +2363,8 @@
       <w:r>
         <w:rPr>
           <w:rFonts w:ascii="Times New Roman" w:hAnsi="Times New Roman" w:cs="Times New Roman"/>
+          <w:lang w:val="tr-TR"/>
           <w:vertAlign w:val="subscript"/>
-          <w:lang w:val="tr-TR"/>
         </w:rPr>
         <w:t xml:space="preserve">4</w:t>
       </w:r>
@@ -2440,15 +2373,15 @@
           <w:rFonts w:ascii="Times New Roman" w:hAnsi="Times New Roman" w:cs="Times New Roman"/>
           <w:lang w:val="tr-TR"/>
         </w:rPr>
-        <w:t xml:space="preserve">) ve propen (C</w:t>
-      </w:r>
-      <w:r>
-        <w:rPr>
-          <w:rFonts w:ascii="Times New Roman" w:hAnsi="Times New Roman" w:cs="Times New Roman"/>
+        <w:t xml:space="preserve">); but-2-en (C</w:t>
+      </w:r>
+      <w:r>
+        <w:rPr>
+          <w:rFonts w:ascii="Times New Roman" w:hAnsi="Times New Roman" w:cs="Times New Roman"/>
+          <w:lang w:val="tr-TR"/>
           <w:vertAlign w:val="subscript"/>
-          <w:lang w:val="tr-TR"/>
-        </w:rPr>
-        <w:t xml:space="preserve">3</w:t>
+        </w:rPr>
+        <w:t xml:space="preserve">4</w:t>
       </w:r>
       <w:r>
         <w:rPr>
@@ -2460,49 +2393,77 @@
       <w:r>
         <w:rPr>
           <w:rFonts w:ascii="Times New Roman" w:hAnsi="Times New Roman" w:cs="Times New Roman"/>
+          <w:lang w:val="tr-TR"/>
           <w:vertAlign w:val="subscript"/>
-          <w:lang w:val="tr-TR"/>
-        </w:rPr>
-        <w:t xml:space="preserve">6</w:t>
-      </w:r>
-      <w:r>
-        <w:rPr>
-          <w:rFonts w:ascii="Times New Roman" w:hAnsi="Times New Roman" w:cs="Times New Roman"/>
-          <w:lang w:val="tr-TR"/>
-        </w:rPr>
-        <w:t xml:space="preserve">) alkenlere örnektir. Alkenler </w:t>
-      </w:r>
-      <w:r>
-        <w:rPr>
-          <w:rFonts w:ascii="Times New Roman" w:hAnsi="Times New Roman" w:cs="Times New Roman"/>
-          <w:b/>
-          <w:bCs/>
-          <w:lang w:val="tr-TR"/>
-        </w:rPr>
-        <w:t xml:space="preserve">olefinler</w:t>
-      </w:r>
-      <w:r>
-        <w:rPr>
-          <w:rFonts w:ascii="Times New Roman" w:hAnsi="Times New Roman" w:cs="Times New Roman"/>
-          <w:lang w:val="tr-TR"/>
-        </w:rPr>
-        <w:t xml:space="preserve"> olarak da adlandırılır. Büta-1,3-dien gibi iki ikili bağ içeren hidrokarbonlar da alkenlerin bir alt grubudur ve </w:t>
-      </w:r>
-      <w:r>
-        <w:rPr>
-          <w:rFonts w:ascii="Times New Roman" w:hAnsi="Times New Roman" w:cs="Times New Roman"/>
-          <w:b/>
-          <w:bCs/>
-          <w:lang w:val="tr-TR"/>
-        </w:rPr>
-        <w:t xml:space="preserve">dienler</w:t>
-      </w:r>
-      <w:r>
-        <w:rPr>
-          <w:rFonts w:ascii="Times New Roman" w:hAnsi="Times New Roman" w:cs="Times New Roman"/>
-          <w:lang w:val="tr-TR"/>
-        </w:rPr>
-        <w:t xml:space="preserve"> olarak adlandırılır.</w:t>
+        </w:rPr>
+        <w:t xml:space="preserve">8</w:t>
+      </w:r>
+      <w:r>
+        <w:rPr>
+          <w:rFonts w:ascii="Times New Roman" w:hAnsi="Times New Roman" w:cs="Times New Roman"/>
+          <w:lang w:val="tr-TR"/>
+        </w:rPr>
+        <w:t xml:space="preserve">) ve 2-metilpropen (C</w:t>
+      </w:r>
+      <w:r>
+        <w:rPr>
+          <w:rFonts w:ascii="Times New Roman" w:hAnsi="Times New Roman" w:cs="Times New Roman"/>
+          <w:lang w:val="tr-TR"/>
+          <w:vertAlign w:val="subscript"/>
+        </w:rPr>
+        <w:t xml:space="preserve">4</w:t>
+      </w:r>
+      <w:r>
+        <w:rPr>
+          <w:rFonts w:ascii="Times New Roman" w:hAnsi="Times New Roman" w:cs="Times New Roman"/>
+          <w:lang w:val="tr-TR"/>
+        </w:rPr>
+        <w:t xml:space="preserve">H</w:t>
+      </w:r>
+      <w:r>
+        <w:rPr>
+          <w:rFonts w:ascii="Times New Roman" w:hAnsi="Times New Roman" w:cs="Times New Roman"/>
+          <w:lang w:val="tr-TR"/>
+          <w:vertAlign w:val="subscript"/>
+        </w:rPr>
+        <w:t xml:space="preserve">8</w:t>
+      </w:r>
+      <w:r>
+        <w:rPr>
+          <w:rFonts w:ascii="Times New Roman" w:hAnsi="Times New Roman" w:cs="Times New Roman"/>
+          <w:lang w:val="tr-TR"/>
+        </w:rPr>
+        <w:t xml:space="preserve">) de alkenlere örnektir. Alkenler olefinler olarak da adlandırılır. Doğal kauçuğun yapı birimi olan izopren (C</w:t>
+      </w:r>
+      <w:r>
+        <w:rPr>
+          <w:rFonts w:ascii="Times New Roman" w:hAnsi="Times New Roman" w:cs="Times New Roman"/>
+          <w:lang w:val="tr-TR"/>
+          <w:vertAlign w:val="subscript"/>
+        </w:rPr>
+        <w:t xml:space="preserve">5</w:t>
+      </w:r>
+      <w:r>
+        <w:rPr>
+          <w:rFonts w:ascii="Times New Roman" w:hAnsi="Times New Roman" w:cs="Times New Roman"/>
+          <w:lang w:val="tr-TR"/>
+        </w:rPr>
+        <w:t xml:space="preserve">H</w:t>
+      </w:r>
+      <w:r>
+        <w:rPr>
+          <w:rFonts w:ascii="Times New Roman" w:hAnsi="Times New Roman" w:cs="Times New Roman"/>
+          <w:lang w:val="tr-TR"/>
+          <w:vertAlign w:val="subscript"/>
+        </w:rPr>
+        <w:t xml:space="preserve">8</w:t>
+      </w:r>
+      <w:r>
+        <w:rPr>
+          <w:rFonts w:ascii="Times New Roman" w:hAnsi="Times New Roman" w:cs="Times New Roman"/>
+          <w:lang w:val="tr-TR"/>
+        </w:rPr>
+        <w:t xml:space="preserve">) gibi iki ikili bağ içeren hidrokarbonlar da alkenlerin bir alt grubudur ve dienler olarak adlandırılır.</w:t>
       </w:r>
     </w:p>
     <w:p>
@@ -2523,9 +2484,8 @@
       </w:r>
       <w:r>
         <w:rPr>
-          <w:rFonts w:ascii="Times New Roman" w:hAnsi="Times New Roman" w:cs="Times New Roman"/>
           <w:b/>
-          <w:bCs/>
+          <w:rFonts w:ascii="Times New Roman" w:hAnsi="Times New Roman" w:cs="Times New Roman"/>
           <w:lang w:val="tr-TR"/>
         </w:rPr>
         <w:t xml:space="preserve">Alkinler:</w:t>
@@ -2535,13 +2495,13 @@
           <w:rFonts w:ascii="Times New Roman" w:hAnsi="Times New Roman" w:cs="Times New Roman"/>
           <w:lang w:val="tr-TR"/>
         </w:rPr>
-        <w:t xml:space="preserve"> Karbon atomları arasında en az bir üçlü bağ bulunan hidrokarbonlardır. Etin (asetilen, C</w:t>
-      </w:r>
-      <w:r>
-        <w:rPr>
-          <w:rFonts w:ascii="Times New Roman" w:hAnsi="Times New Roman" w:cs="Times New Roman"/>
+        <w:t xml:space="preserve"> Karbon atomları arasında en az bir üçlü bağ bulunan hidrokarbonlardır. En basit alkin etindir (asetilen, C</w:t>
+      </w:r>
+      <w:r>
+        <w:rPr>
+          <w:rFonts w:ascii="Times New Roman" w:hAnsi="Times New Roman" w:cs="Times New Roman"/>
+          <w:lang w:val="tr-TR"/>
           <w:vertAlign w:val="subscript"/>
-          <w:lang w:val="tr-TR"/>
         </w:rPr>
         <w:t xml:space="preserve">2</w:t>
       </w:r>
@@ -2555,8 +2515,8 @@
       <w:r>
         <w:rPr>
           <w:rFonts w:ascii="Times New Roman" w:hAnsi="Times New Roman" w:cs="Times New Roman"/>
+          <w:lang w:val="tr-TR"/>
           <w:vertAlign w:val="subscript"/>
-          <w:lang w:val="tr-TR"/>
         </w:rPr>
         <w:t xml:space="preserve">2</w:t>
       </w:r>
@@ -2565,7 +2525,67 @@
           <w:rFonts w:ascii="Times New Roman" w:hAnsi="Times New Roman" w:cs="Times New Roman"/>
           <w:lang w:val="tr-TR"/>
         </w:rPr>
-        <w:t xml:space="preserve">) en basit alkindir.</w:t>
+        <w:t xml:space="preserve">); propin (C</w:t>
+      </w:r>
+      <w:r>
+        <w:rPr>
+          <w:rFonts w:ascii="Times New Roman" w:hAnsi="Times New Roman" w:cs="Times New Roman"/>
+          <w:lang w:val="tr-TR"/>
+          <w:vertAlign w:val="subscript"/>
+        </w:rPr>
+        <w:t xml:space="preserve">3</w:t>
+      </w:r>
+      <w:r>
+        <w:rPr>
+          <w:rFonts w:ascii="Times New Roman" w:hAnsi="Times New Roman" w:cs="Times New Roman"/>
+          <w:lang w:val="tr-TR"/>
+        </w:rPr>
+        <w:t xml:space="preserve">H</w:t>
+      </w:r>
+      <w:r>
+        <w:rPr>
+          <w:rFonts w:ascii="Times New Roman" w:hAnsi="Times New Roman" w:cs="Times New Roman"/>
+          <w:lang w:val="tr-TR"/>
+          <w:vertAlign w:val="subscript"/>
+        </w:rPr>
+        <w:t xml:space="preserve">4</w:t>
+      </w:r>
+      <w:r>
+        <w:rPr>
+          <w:rFonts w:ascii="Times New Roman" w:hAnsi="Times New Roman" w:cs="Times New Roman"/>
+          <w:lang w:val="tr-TR"/>
+        </w:rPr>
+        <w:t xml:space="preserve">) ve pent-1-in (C</w:t>
+      </w:r>
+      <w:r>
+        <w:rPr>
+          <w:rFonts w:ascii="Times New Roman" w:hAnsi="Times New Roman" w:cs="Times New Roman"/>
+          <w:lang w:val="tr-TR"/>
+          <w:vertAlign w:val="subscript"/>
+        </w:rPr>
+        <w:t xml:space="preserve">5</w:t>
+      </w:r>
+      <w:r>
+        <w:rPr>
+          <w:rFonts w:ascii="Times New Roman" w:hAnsi="Times New Roman" w:cs="Times New Roman"/>
+          <w:lang w:val="tr-TR"/>
+        </w:rPr>
+        <w:t xml:space="preserve">H</w:t>
+      </w:r>
+      <w:r>
+        <w:rPr>
+          <w:rFonts w:ascii="Times New Roman" w:hAnsi="Times New Roman" w:cs="Times New Roman"/>
+          <w:lang w:val="tr-TR"/>
+          <w:vertAlign w:val="subscript"/>
+        </w:rPr>
+        <w:t xml:space="preserve">8</w:t>
+      </w:r>
+      <w:r>
+        <w:rPr>
+          <w:rFonts w:ascii="Times New Roman" w:hAnsi="Times New Roman" w:cs="Times New Roman"/>
+          <w:lang w:val="tr-TR"/>
+        </w:rPr>
+        <w:t xml:space="preserve">) de alkinlere örnektir.</w:t>
       </w:r>
     </w:p>
     <w:p>
@@ -2581,23 +2601,97 @@
           <w:rFonts w:ascii="Times New Roman" w:hAnsi="Times New Roman" w:cs="Times New Roman"/>
           <w:lang w:val="tr-TR"/>
         </w:rPr>
-        <w:t xml:space="preserve">Alkenlerde ve alkinlerde ikili ya da üçlü bağ yapmış karbon atomları bağlanabilecekleri en fazla sayıda atoma bağlı değildir. Bu nedenle alkenler ve alkinler </w:t>
-      </w:r>
-      <w:r>
-        <w:rPr>
-          <w:rFonts w:ascii="Times New Roman" w:hAnsi="Times New Roman" w:cs="Times New Roman"/>
-          <w:b/>
-          <w:bCs/>
-          <w:lang w:val="tr-TR"/>
-        </w:rPr>
-        <w:t xml:space="preserve">doymamış hidrokarbonlar</w:t>
-      </w:r>
-      <w:r>
-        <w:rPr>
-          <w:rFonts w:ascii="Times New Roman" w:hAnsi="Times New Roman" w:cs="Times New Roman"/>
-          <w:lang w:val="tr-TR"/>
-        </w:rPr>
-        <w:t xml:space="preserve"> olarak adlandırılır. Etkinlikteki 2 ve 7 numaralı kartlarda olduğu gibi aynı sayıda karbon atomu içeren bir alkanın molekülünde, alken ya da alkin moleküline göre daha fazla hidrojen atomu bulunur.</w:t>
+        <w:t xml:space="preserve">Alkenlerde ve alkinlerde ikili ya da üçlü bağ yapmış karbon atomları bağlanabilecekleri en fazla sayıda atoma bağlı değildir. Bu nedenle alkenler ve alkinler doymamış hidrokarbonlar olarak adlandırılır. Aynı sayıda karbon atomu içeren bir alkanın molekülünde, alken ya da alkin molekülüne göre daha fazla hidrojen atomu bulunur. Örneğin yedi karbonlu heptanın molekül formülü C</w:t>
+      </w:r>
+      <w:r>
+        <w:rPr>
+          <w:rFonts w:ascii="Times New Roman" w:hAnsi="Times New Roman" w:cs="Times New Roman"/>
+          <w:lang w:val="tr-TR"/>
+          <w:vertAlign w:val="subscript"/>
+        </w:rPr>
+        <w:t xml:space="preserve">7</w:t>
+      </w:r>
+      <w:r>
+        <w:rPr>
+          <w:rFonts w:ascii="Times New Roman" w:hAnsi="Times New Roman" w:cs="Times New Roman"/>
+          <w:lang w:val="tr-TR"/>
+        </w:rPr>
+        <w:t xml:space="preserve">H</w:t>
+      </w:r>
+      <w:r>
+        <w:rPr>
+          <w:rFonts w:ascii="Times New Roman" w:hAnsi="Times New Roman" w:cs="Times New Roman"/>
+          <w:lang w:val="tr-TR"/>
+          <w:vertAlign w:val="subscript"/>
+        </w:rPr>
+        <w:t xml:space="preserve">16</w:t>
+      </w:r>
+      <w:r>
+        <w:rPr>
+          <w:rFonts w:ascii="Times New Roman" w:hAnsi="Times New Roman" w:cs="Times New Roman"/>
+          <w:lang w:val="tr-TR"/>
+        </w:rPr>
+        <w:t xml:space="preserve">, hept-1-enin C</w:t>
+      </w:r>
+      <w:r>
+        <w:rPr>
+          <w:rFonts w:ascii="Times New Roman" w:hAnsi="Times New Roman" w:cs="Times New Roman"/>
+          <w:lang w:val="tr-TR"/>
+          <w:vertAlign w:val="subscript"/>
+        </w:rPr>
+        <w:t xml:space="preserve">7</w:t>
+      </w:r>
+      <w:r>
+        <w:rPr>
+          <w:rFonts w:ascii="Times New Roman" w:hAnsi="Times New Roman" w:cs="Times New Roman"/>
+          <w:lang w:val="tr-TR"/>
+        </w:rPr>
+        <w:t xml:space="preserve">H</w:t>
+      </w:r>
+      <w:r>
+        <w:rPr>
+          <w:rFonts w:ascii="Times New Roman" w:hAnsi="Times New Roman" w:cs="Times New Roman"/>
+          <w:lang w:val="tr-TR"/>
+          <w:vertAlign w:val="subscript"/>
+        </w:rPr>
+        <w:t xml:space="preserve">14</w:t>
+      </w:r>
+      <w:r>
+        <w:rPr>
+          <w:rFonts w:ascii="Times New Roman" w:hAnsi="Times New Roman" w:cs="Times New Roman"/>
+          <w:lang w:val="tr-TR"/>
+        </w:rPr>
+        <w:t xml:space="preserve">, hept-1-inin ise C</w:t>
+      </w:r>
+      <w:r>
+        <w:rPr>
+          <w:rFonts w:ascii="Times New Roman" w:hAnsi="Times New Roman" w:cs="Times New Roman"/>
+          <w:lang w:val="tr-TR"/>
+          <w:vertAlign w:val="subscript"/>
+        </w:rPr>
+        <w:t xml:space="preserve">7</w:t>
+      </w:r>
+      <w:r>
+        <w:rPr>
+          <w:rFonts w:ascii="Times New Roman" w:hAnsi="Times New Roman" w:cs="Times New Roman"/>
+          <w:lang w:val="tr-TR"/>
+        </w:rPr>
+        <w:t xml:space="preserve">H</w:t>
+      </w:r>
+      <w:r>
+        <w:rPr>
+          <w:rFonts w:ascii="Times New Roman" w:hAnsi="Times New Roman" w:cs="Times New Roman"/>
+          <w:lang w:val="tr-TR"/>
+          <w:vertAlign w:val="subscript"/>
+        </w:rPr>
+        <w:t xml:space="preserve">12</w:t>
+      </w:r>
+      <w:r>
+        <w:rPr>
+          <w:rFonts w:ascii="Times New Roman" w:hAnsi="Times New Roman" w:cs="Times New Roman"/>
+          <w:lang w:val="tr-TR"/>
+        </w:rPr>
+        <w:t xml:space="preserve">’dir.</w:t>
       </w:r>
     </w:p>
     <w:p>
@@ -2613,29 +2707,28 @@
           <w:rFonts w:ascii="Times New Roman" w:hAnsi="Times New Roman" w:cs="Times New Roman"/>
           <w:lang w:val="tr-TR"/>
         </w:rPr>
-        <w:t xml:space="preserve">Karbon atomlarının birbirine bağlanarak bir halka oluşturduğu ancak benzen halkası içermeyen hidrokarbonlara </w:t>
-      </w:r>
-      <w:r>
-        <w:rPr>
-          <w:rFonts w:ascii="Times New Roman" w:hAnsi="Times New Roman" w:cs="Times New Roman"/>
-          <w:b/>
-          <w:bCs/>
-          <w:lang w:val="tr-TR"/>
-        </w:rPr>
-        <w:t xml:space="preserve">halkalı alifatik (alisiklik) hidrokarbonlar</w:t>
-      </w:r>
-      <w:r>
-        <w:rPr>
-          <w:rFonts w:ascii="Times New Roman" w:hAnsi="Times New Roman" w:cs="Times New Roman"/>
-          <w:lang w:val="tr-TR"/>
-        </w:rPr>
-        <w:t xml:space="preserve"> denir. Halkadaki karbon atomları arasında yalnızca tekli bağ bulunan siklohekzan (C</w:t>
-      </w:r>
-      <w:r>
-        <w:rPr>
-          <w:rFonts w:ascii="Times New Roman" w:hAnsi="Times New Roman" w:cs="Times New Roman"/>
+        <w:t xml:space="preserve">Karbon atomlarının birbirine bağlanarak bir halka oluşturduğu ancak benzen halkası içermeyen hidrokarbonlara halkalı alifatik (alisiklik) hidrokarbonlar denir. Halkadaki karbon atomları arasında yalnızca tekli bağ bulunan siklopropan (C</w:t>
+      </w:r>
+      <w:r>
+        <w:rPr>
+          <w:rFonts w:ascii="Times New Roman" w:hAnsi="Times New Roman" w:cs="Times New Roman"/>
+          <w:lang w:val="tr-TR"/>
           <w:vertAlign w:val="subscript"/>
-          <w:lang w:val="tr-TR"/>
+        </w:rPr>
+        <w:t xml:space="preserve">3</w:t>
+      </w:r>
+      <w:r>
+        <w:rPr>
+          <w:rFonts w:ascii="Times New Roman" w:hAnsi="Times New Roman" w:cs="Times New Roman"/>
+          <w:lang w:val="tr-TR"/>
+        </w:rPr>
+        <w:t xml:space="preserve">H</w:t>
+      </w:r>
+      <w:r>
+        <w:rPr>
+          <w:rFonts w:ascii="Times New Roman" w:hAnsi="Times New Roman" w:cs="Times New Roman"/>
+          <w:lang w:val="tr-TR"/>
+          <w:vertAlign w:val="subscript"/>
         </w:rPr>
         <w:t xml:space="preserve">6</w:t>
       </w:r>
@@ -2644,84 +2737,37 @@
           <w:rFonts w:ascii="Times New Roman" w:hAnsi="Times New Roman" w:cs="Times New Roman"/>
           <w:lang w:val="tr-TR"/>
         </w:rPr>
+        <w:t xml:space="preserve">) gibi bileşikler sikloalkan, halkada ikili bağ bulunan siklobüten (C</w:t>
+      </w:r>
+      <w:r>
+        <w:rPr>
+          <w:rFonts w:ascii="Times New Roman" w:hAnsi="Times New Roman" w:cs="Times New Roman"/>
+          <w:lang w:val="tr-TR"/>
+          <w:vertAlign w:val="subscript"/>
+        </w:rPr>
+        <w:t xml:space="preserve">4</w:t>
+      </w:r>
+      <w:r>
+        <w:rPr>
+          <w:rFonts w:ascii="Times New Roman" w:hAnsi="Times New Roman" w:cs="Times New Roman"/>
+          <w:lang w:val="tr-TR"/>
+        </w:rPr>
         <w:t xml:space="preserve">H</w:t>
       </w:r>
       <w:r>
         <w:rPr>
           <w:rFonts w:ascii="Times New Roman" w:hAnsi="Times New Roman" w:cs="Times New Roman"/>
+          <w:lang w:val="tr-TR"/>
           <w:vertAlign w:val="subscript"/>
-          <w:lang w:val="tr-TR"/>
-        </w:rPr>
-        <w:t xml:space="preserve">12</w:t>
-      </w:r>
-      <w:r>
-        <w:rPr>
-          <w:rFonts w:ascii="Times New Roman" w:hAnsi="Times New Roman" w:cs="Times New Roman"/>
-          <w:lang w:val="tr-TR"/>
-        </w:rPr>
-        <w:t xml:space="preserve">) gibi bileşikler </w:t>
-      </w:r>
-      <w:r>
-        <w:rPr>
-          <w:rFonts w:ascii="Times New Roman" w:hAnsi="Times New Roman" w:cs="Times New Roman"/>
-          <w:b/>
-          <w:bCs/>
-          <w:lang w:val="tr-TR"/>
-        </w:rPr>
-        <w:t xml:space="preserve">sikloalkan</w:t>
-      </w:r>
-      <w:r>
-        <w:rPr>
-          <w:rFonts w:ascii="Times New Roman" w:hAnsi="Times New Roman" w:cs="Times New Roman"/>
-          <w:lang w:val="tr-TR"/>
-        </w:rPr>
-        <w:t xml:space="preserve">, halkada ikili bağ bulunan siklopenten (C</w:t>
-      </w:r>
-      <w:r>
-        <w:rPr>
-          <w:rFonts w:ascii="Times New Roman" w:hAnsi="Times New Roman" w:cs="Times New Roman"/>
-          <w:vertAlign w:val="subscript"/>
-          <w:lang w:val="tr-TR"/>
-        </w:rPr>
-        <w:t xml:space="preserve">5</w:t>
-      </w:r>
-      <w:r>
-        <w:rPr>
-          <w:rFonts w:ascii="Times New Roman" w:hAnsi="Times New Roman" w:cs="Times New Roman"/>
-          <w:lang w:val="tr-TR"/>
-        </w:rPr>
-        <w:t xml:space="preserve">H</w:t>
-      </w:r>
-      <w:r>
-        <w:rPr>
-          <w:rFonts w:ascii="Times New Roman" w:hAnsi="Times New Roman" w:cs="Times New Roman"/>
-          <w:vertAlign w:val="subscript"/>
-          <w:lang w:val="tr-TR"/>
-        </w:rPr>
-        <w:t xml:space="preserve">8</w:t>
-      </w:r>
-      <w:r>
-        <w:rPr>
-          <w:rFonts w:ascii="Times New Roman" w:hAnsi="Times New Roman" w:cs="Times New Roman"/>
-          <w:lang w:val="tr-TR"/>
-        </w:rPr>
-        <w:t xml:space="preserve">) gibi bileşikler ise </w:t>
-      </w:r>
-      <w:r>
-        <w:rPr>
-          <w:rFonts w:ascii="Times New Roman" w:hAnsi="Times New Roman" w:cs="Times New Roman"/>
-          <w:b/>
-          <w:bCs/>
-          <w:lang w:val="tr-TR"/>
-        </w:rPr>
-        <w:t xml:space="preserve">sikloalken</w:t>
-      </w:r>
-      <w:r>
-        <w:rPr>
-          <w:rFonts w:ascii="Times New Roman" w:hAnsi="Times New Roman" w:cs="Times New Roman"/>
-          <w:lang w:val="tr-TR"/>
-        </w:rPr>
-        <w:t xml:space="preserve"> olarak sınıflandırılır. Sikloalkanlar doymuş, sikloalkenler ise doymamış hidrokarbonlardır.</w:t>
+        </w:rPr>
+        <w:t xml:space="preserve">6</w:t>
+      </w:r>
+      <w:r>
+        <w:rPr>
+          <w:rFonts w:ascii="Times New Roman" w:hAnsi="Times New Roman" w:cs="Times New Roman"/>
+          <w:lang w:val="tr-TR"/>
+        </w:rPr>
+        <w:t xml:space="preserve">) gibi bileşikler ise sikloalken olarak sınıflandırılır. Sikloalkanlar doymuş, sikloalkenler ise doymamış hidrokarbonlardır.</w:t>
       </w:r>
     </w:p>
     <w:p>
@@ -2742,8 +2788,8 @@
       <w:r>
         <w:rPr>
           <w:rFonts w:ascii="Times New Roman" w:hAnsi="Times New Roman" w:cs="Times New Roman"/>
+          <w:lang w:val="tr-TR"/>
           <w:vertAlign w:val="subscript"/>
-          <w:lang w:val="tr-TR"/>
         </w:rPr>
         <w:t xml:space="preserve">6</w:t>
       </w:r>
@@ -2757,8 +2803,8 @@
       <w:r>
         <w:rPr>
           <w:rFonts w:ascii="Times New Roman" w:hAnsi="Times New Roman" w:cs="Times New Roman"/>
+          <w:lang w:val="tr-TR"/>
           <w:vertAlign w:val="subscript"/>
-          <w:lang w:val="tr-TR"/>
         </w:rPr>
         <w:t xml:space="preserve">6</w:t>
       </w:r>
@@ -2767,15 +2813,15 @@
           <w:rFonts w:ascii="Times New Roman" w:hAnsi="Times New Roman" w:cs="Times New Roman"/>
           <w:lang w:val="tr-TR"/>
         </w:rPr>
-        <w:t xml:space="preserve">) oluşturur. Benzen molekülünde altı karbon atomu düzlemsel bir altıgen halka oluşturur ve her karbon atomuna bir hidrojen atomu bağlıdır. Benzen çoğunlukla ikili ve tekli bağların sırayla yer aldığı iki yapıyla (Kekulé yapıları) gösterilir (Görsel E). Ancak deneyler, benzendeki bütün karbon-karbon bağlarının uzunluğunun eşit (139 pm) olduğunu ve bu değerin tekli bağ (154 pm) ile ikili bağ (134 pm) uzunlukları arasında kaldığını gösterir. Bu durum, halkadaki pi elektronlarının belirli iki karbon atomu arasında değil, bütün halka boyunca dağılmış olmasıyla açıklanabilir. Bu nedenle benzen halkası, altıgenin içine çizilen bir daireyle de gösterilir. Toluen (C</w:t>
-      </w:r>
-      <w:r>
-        <w:rPr>
-          <w:rFonts w:ascii="Times New Roman" w:hAnsi="Times New Roman" w:cs="Times New Roman"/>
+        <w:t xml:space="preserve">) oluşturur. Benzen molekülünde altı karbon atomu düzlemsel bir altıgen halka oluşturur ve her karbon atomuna bir hidrojen atomu bağlıdır. Benzen çoğunlukla ikili ve tekli bağların sırayla yer aldığı iki yapıyla (Kekulé yapıları) gösterilir (Görsel E). Ancak deneyler, benzendeki bütün karbon-karbon bağlarının uzunluğunun eşit (139 pm) olduğunu ve bu değerin tekli bağ (154 pm) ile ikili bağ (134 pm) uzunlukları arasında kaldığını gösterir. Bu durum, halkadaki pi elektronlarının belirli iki karbon atomu arasında değil, bütün halka boyunca dağılmış olmasıyla açıklanabilir. Bu nedenle benzen halkası, altıgenin içine çizilen bir daireyle de gösterilir. Ksilen (dimetilbenzen, C</w:t>
+      </w:r>
+      <w:r>
+        <w:rPr>
+          <w:rFonts w:ascii="Times New Roman" w:hAnsi="Times New Roman" w:cs="Times New Roman"/>
+          <w:lang w:val="tr-TR"/>
           <w:vertAlign w:val="subscript"/>
-          <w:lang w:val="tr-TR"/>
-        </w:rPr>
-        <w:t xml:space="preserve">7</w:t>
+        </w:rPr>
+        <w:t xml:space="preserve">8</w:t>
       </w:r>
       <w:r>
         <w:rPr>
@@ -2787,40 +2833,40 @@
       <w:r>
         <w:rPr>
           <w:rFonts w:ascii="Times New Roman" w:hAnsi="Times New Roman" w:cs="Times New Roman"/>
+          <w:lang w:val="tr-TR"/>
           <w:vertAlign w:val="subscript"/>
-          <w:lang w:val="tr-TR"/>
-        </w:rPr>
-        <w:t xml:space="preserve">8</w:t>
-      </w:r>
-      <w:r>
-        <w:rPr>
-          <w:rFonts w:ascii="Times New Roman" w:hAnsi="Times New Roman" w:cs="Times New Roman"/>
-          <w:lang w:val="tr-TR"/>
-        </w:rPr>
-        <w:t xml:space="preserve">) ve naftalin (C</w:t>
-      </w:r>
-      <w:r>
-        <w:rPr>
-          <w:rFonts w:ascii="Times New Roman" w:hAnsi="Times New Roman" w:cs="Times New Roman"/>
+        </w:rPr>
+        <w:t xml:space="preserve">10</w:t>
+      </w:r>
+      <w:r>
+        <w:rPr>
+          <w:rFonts w:ascii="Times New Roman" w:hAnsi="Times New Roman" w:cs="Times New Roman"/>
+          <w:lang w:val="tr-TR"/>
+        </w:rPr>
+        <w:t xml:space="preserve">) ve antrasen (C</w:t>
+      </w:r>
+      <w:r>
+        <w:rPr>
+          <w:rFonts w:ascii="Times New Roman" w:hAnsi="Times New Roman" w:cs="Times New Roman"/>
+          <w:lang w:val="tr-TR"/>
           <w:vertAlign w:val="subscript"/>
-          <w:lang w:val="tr-TR"/>
+        </w:rPr>
+        <w:t xml:space="preserve">14</w:t>
+      </w:r>
+      <w:r>
+        <w:rPr>
+          <w:rFonts w:ascii="Times New Roman" w:hAnsi="Times New Roman" w:cs="Times New Roman"/>
+          <w:lang w:val="tr-TR"/>
+        </w:rPr>
+        <w:t xml:space="preserve">H</w:t>
+      </w:r>
+      <w:r>
+        <w:rPr>
+          <w:rFonts w:ascii="Times New Roman" w:hAnsi="Times New Roman" w:cs="Times New Roman"/>
+          <w:lang w:val="tr-TR"/>
+          <w:vertAlign w:val="subscript"/>
         </w:rPr>
         <w:t xml:space="preserve">10</w:t>
-      </w:r>
-      <w:r>
-        <w:rPr>
-          <w:rFonts w:ascii="Times New Roman" w:hAnsi="Times New Roman" w:cs="Times New Roman"/>
-          <w:lang w:val="tr-TR"/>
-        </w:rPr>
-        <w:t xml:space="preserve">H</w:t>
-      </w:r>
-      <w:r>
-        <w:rPr>
-          <w:rFonts w:ascii="Times New Roman" w:hAnsi="Times New Roman" w:cs="Times New Roman"/>
-          <w:vertAlign w:val="subscript"/>
-          <w:lang w:val="tr-TR"/>
-        </w:rPr>
-        <w:t xml:space="preserve">8</w:t>
       </w:r>
       <w:r>
         <w:rPr>
@@ -2913,7 +2959,7 @@
           <w:rFonts w:ascii="Times New Roman" w:hAnsi="Times New Roman" w:cs="Times New Roman"/>
           <w:lang w:val="tr-TR"/>
         </w:rPr>
-        <w:t xml:space="preserve">Hidrokarbon sınıflarından birer örneğin uzay dolgu modelleri Görsel F’de verilmiştir. Etan ve siklohekzan moleküllerinde karbon atomlarının üç boyutlu (dört yüzlü) bağ düzenine karşılık eten ve benzen moleküllerinin düzlemsel, etin molekülünün ise doğrusal olduğuna dikkat ediniz. Bu farklılıklar karbon atomlarının hibritleşme türleriyle açıklanabilir. Hidrokarbon sınıflarının belirleyici özellikleri Tablo A’da özetlenmiştir.</w:t>
+        <w:t xml:space="preserve">Hidrokarbon sınıflarından birer örneğin uzay dolgu modelleri Görsel F’de verilmiştir. Propan ve siklohekzan moleküllerinde karbon atomlarının üç boyutlu (dörtyüzlü) bağ düzenine sahip olduğuna; but-2-en molekülünde ikili bağlı iki karbon atomu ile bunlara doğrudan bağlı dört atomun, benzen molekülünde ise bütün atomların aynı düzlemde bulunduğuna; propin molekülünde üçlü bağlı iki karbon atomu ile bunlara doğrudan bağlı iki atomun bir doğru üzerinde yer aldığına dikkat ediniz. Bu farklılıklar karbon atomlarının hibritleşme türleriyle açıklanabilir. Hidrokarbon sınıflarının belirleyici özellikleri Tablo A’da özetlenmiştir.</w:t>
       </w:r>
     </w:p>
     <w:p xmlns:a="http://schemas.openxmlformats.org/drawingml/2006/main" xmlns:pic="http://schemas.openxmlformats.org/drawingml/2006/picture">
@@ -2927,8 +2973,8 @@
       <w:r>
         <w:drawing>
           <wp:inline distT="0" distB="0" distL="0" distR="0">
-            <wp:extent cx="5760000" cy="1054117"/>
-            <wp:docPr id="900007" name="Grafik 900007" descr="Görsel F: Farklı hidrokarbon sınıflarından örneklerin uzay dolgu modelleri"/>
+            <wp:extent cx="5760000" cy="1053562"/>
+            <wp:docPr id="900007" name="Grafik 900007" descr="Görsel F: Farklı hidrokarbon sınıflarından örneklerin uzay dolgu modelleri (propan, but-2-en, propin, siklohekzan, benzen)"/>
             <wp:cNvGraphicFramePr>
               <a:graphicFrameLocks noChangeAspect="1"/>
             </wp:cNvGraphicFramePr>
@@ -2948,7 +2994,7 @@
                   <pic:spPr>
                     <a:xfrm>
                       <a:off x="0" y="0"/>
-                      <a:ext cx="5760000" cy="1054117"/>
+                      <a:ext cx="5760000" cy="1053562"/>
                     </a:xfrm>
                     <a:prstGeom prst="rect">
                       <a:avLst/>
@@ -3219,34 +3265,15 @@
                 <w:szCs w:val="20"/>
                 <w:lang w:val="tr-TR"/>
               </w:rPr>
-              <w:t xml:space="preserve">Metan (CH</w:t>
+              <w:t xml:space="preserve">Propan (C</w:t>
             </w:r>
             <w:r>
               <w:rPr>
                 <w:rFonts w:ascii="Times New Roman" w:hAnsi="Times New Roman" w:cs="Times New Roman"/>
                 <w:sz w:val="20"/>
                 <w:szCs w:val="20"/>
+                <w:lang w:val="tr-TR"/>
                 <w:vertAlign w:val="subscript"/>
-                <w:lang w:val="tr-TR"/>
-              </w:rPr>
-              <w:t xml:space="preserve">4</w:t>
-            </w:r>
-            <w:r>
-              <w:rPr>
-                <w:rFonts w:ascii="Times New Roman" w:hAnsi="Times New Roman" w:cs="Times New Roman"/>
-                <w:sz w:val="20"/>
-                <w:szCs w:val="20"/>
-                <w:lang w:val="tr-TR"/>
-              </w:rPr>
-              <w:t xml:space="preserve">), propan (C</w:t>
-            </w:r>
-            <w:r>
-              <w:rPr>
-                <w:rFonts w:ascii="Times New Roman" w:hAnsi="Times New Roman" w:cs="Times New Roman"/>
-                <w:sz w:val="20"/>
-                <w:szCs w:val="20"/>
-                <w:vertAlign w:val="subscript"/>
-                <w:lang w:val="tr-TR"/>
               </w:rPr>
               <w:t xml:space="preserve">3</w:t>
             </w:r>
@@ -3264,10 +3291,48 @@
                 <w:rFonts w:ascii="Times New Roman" w:hAnsi="Times New Roman" w:cs="Times New Roman"/>
                 <w:sz w:val="20"/>
                 <w:szCs w:val="20"/>
+                <w:lang w:val="tr-TR"/>
                 <w:vertAlign w:val="subscript"/>
-                <w:lang w:val="tr-TR"/>
               </w:rPr>
               <w:t xml:space="preserve">8</w:t>
+            </w:r>
+            <w:r>
+              <w:rPr>
+                <w:rFonts w:ascii="Times New Roman" w:hAnsi="Times New Roman" w:cs="Times New Roman"/>
+                <w:sz w:val="20"/>
+                <w:szCs w:val="20"/>
+                <w:lang w:val="tr-TR"/>
+              </w:rPr>
+              <w:t xml:space="preserve">), oktan (C</w:t>
+            </w:r>
+            <w:r>
+              <w:rPr>
+                <w:rFonts w:ascii="Times New Roman" w:hAnsi="Times New Roman" w:cs="Times New Roman"/>
+                <w:sz w:val="20"/>
+                <w:szCs w:val="20"/>
+                <w:lang w:val="tr-TR"/>
+                <w:vertAlign w:val="subscript"/>
+              </w:rPr>
+              <w:t xml:space="preserve">8</w:t>
+            </w:r>
+            <w:r>
+              <w:rPr>
+                <w:rFonts w:ascii="Times New Roman" w:hAnsi="Times New Roman" w:cs="Times New Roman"/>
+                <w:sz w:val="20"/>
+                <w:szCs w:val="20"/>
+                <w:lang w:val="tr-TR"/>
+              </w:rPr>
+              <w:t xml:space="preserve">H</w:t>
+            </w:r>
+            <w:r>
+              <w:rPr>
+                <w:rFonts w:ascii="Times New Roman" w:hAnsi="Times New Roman" w:cs="Times New Roman"/>
+                <w:sz w:val="20"/>
+                <w:szCs w:val="20"/>
+                <w:lang w:val="tr-TR"/>
+                <w:vertAlign w:val="subscript"/>
+              </w:rPr>
+              <w:t xml:space="preserve">18</w:t>
             </w:r>
             <w:r>
               <w:rPr>
@@ -3300,7 +3365,7 @@
                 <w:szCs w:val="20"/>
                 <w:lang w:val="tr-TR"/>
               </w:rPr>
-              <w:t xml:space="preserve">Doğal gaz, LPG</w:t>
+              <w:t xml:space="preserve">LPG, benzin</w:t>
             </w:r>
           </w:p>
         </w:tc>
@@ -3374,17 +3439,17 @@
                 <w:szCs w:val="20"/>
                 <w:lang w:val="tr-TR"/>
               </w:rPr>
-              <w:t xml:space="preserve">Eten (C</w:t>
+              <w:t xml:space="preserve">2-Metilpropen (C</w:t>
             </w:r>
             <w:r>
               <w:rPr>
                 <w:rFonts w:ascii="Times New Roman" w:hAnsi="Times New Roman" w:cs="Times New Roman"/>
                 <w:sz w:val="20"/>
                 <w:szCs w:val="20"/>
+                <w:lang w:val="tr-TR"/>
                 <w:vertAlign w:val="subscript"/>
-                <w:lang w:val="tr-TR"/>
-              </w:rPr>
-              <w:t xml:space="preserve">2</w:t>
+              </w:rPr>
+              <w:t xml:space="preserve">4</w:t>
             </w:r>
             <w:r>
               <w:rPr>
@@ -3400,10 +3465,10 @@
                 <w:rFonts w:ascii="Times New Roman" w:hAnsi="Times New Roman" w:cs="Times New Roman"/>
                 <w:sz w:val="20"/>
                 <w:szCs w:val="20"/>
+                <w:lang w:val="tr-TR"/>
                 <w:vertAlign w:val="subscript"/>
-                <w:lang w:val="tr-TR"/>
-              </w:rPr>
-              <w:t xml:space="preserve">4</w:t>
+              </w:rPr>
+              <w:t xml:space="preserve">8</w:t>
             </w:r>
             <w:r>
               <w:rPr>
@@ -3436,7 +3501,7 @@
                 <w:szCs w:val="20"/>
                 <w:lang w:val="tr-TR"/>
               </w:rPr>
-              <w:t xml:space="preserve">Meyve olgunlaştırma, polietilen üretimi</w:t>
+              <w:t xml:space="preserve">Yakıt katkı maddeleri ve sentetik kauçuk üretimi</w:t>
             </w:r>
           </w:p>
         </w:tc>
@@ -3510,17 +3575,17 @@
                 <w:szCs w:val="20"/>
                 <w:lang w:val="tr-TR"/>
               </w:rPr>
-              <w:t xml:space="preserve">Etin (C</w:t>
+              <w:t xml:space="preserve">Propin (C</w:t>
             </w:r>
             <w:r>
               <w:rPr>
                 <w:rFonts w:ascii="Times New Roman" w:hAnsi="Times New Roman" w:cs="Times New Roman"/>
                 <w:sz w:val="20"/>
                 <w:szCs w:val="20"/>
+                <w:lang w:val="tr-TR"/>
                 <w:vertAlign w:val="subscript"/>
-                <w:lang w:val="tr-TR"/>
-              </w:rPr>
-              <w:t xml:space="preserve">2</w:t>
+              </w:rPr>
+              <w:t xml:space="preserve">3</w:t>
             </w:r>
             <w:r>
               <w:rPr>
@@ -3536,10 +3601,10 @@
                 <w:rFonts w:ascii="Times New Roman" w:hAnsi="Times New Roman" w:cs="Times New Roman"/>
                 <w:sz w:val="20"/>
                 <w:szCs w:val="20"/>
+                <w:lang w:val="tr-TR"/>
                 <w:vertAlign w:val="subscript"/>
-                <w:lang w:val="tr-TR"/>
-              </w:rPr>
-              <w:t xml:space="preserve">2</w:t>
+              </w:rPr>
+              <w:t xml:space="preserve">4</w:t>
             </w:r>
             <w:r>
               <w:rPr>
@@ -3572,7 +3637,7 @@
                 <w:szCs w:val="20"/>
                 <w:lang w:val="tr-TR"/>
               </w:rPr>
-              <w:t xml:space="preserve">Metal kesme ve kaynak işlerinde kullanılan oksi-asetilen alevi</w:t>
+              <w:t xml:space="preserve">Kaynak ve lehim işlerinde kullanılan yakıt gazı karışımları</w:t>
             </w:r>
           </w:p>
         </w:tc>
@@ -3646,17 +3711,17 @@
                 <w:szCs w:val="20"/>
                 <w:lang w:val="tr-TR"/>
               </w:rPr>
-              <w:t xml:space="preserve">Siklohekzan (C</w:t>
+              <w:t xml:space="preserve">Siklopentan (C</w:t>
             </w:r>
             <w:r>
               <w:rPr>
                 <w:rFonts w:ascii="Times New Roman" w:hAnsi="Times New Roman" w:cs="Times New Roman"/>
                 <w:sz w:val="20"/>
                 <w:szCs w:val="20"/>
+                <w:lang w:val="tr-TR"/>
                 <w:vertAlign w:val="subscript"/>
-                <w:lang w:val="tr-TR"/>
-              </w:rPr>
-              <w:t xml:space="preserve">6</w:t>
+              </w:rPr>
+              <w:t xml:space="preserve">5</w:t>
             </w:r>
             <w:r>
               <w:rPr>
@@ -3672,10 +3737,10 @@
                 <w:rFonts w:ascii="Times New Roman" w:hAnsi="Times New Roman" w:cs="Times New Roman"/>
                 <w:sz w:val="20"/>
                 <w:szCs w:val="20"/>
+                <w:lang w:val="tr-TR"/>
                 <w:vertAlign w:val="subscript"/>
-                <w:lang w:val="tr-TR"/>
-              </w:rPr>
-              <w:t xml:space="preserve">12</w:t>
+              </w:rPr>
+              <w:t xml:space="preserve">10</w:t>
             </w:r>
             <w:r>
               <w:rPr>
@@ -3708,7 +3773,7 @@
                 <w:szCs w:val="20"/>
                 <w:lang w:val="tr-TR"/>
               </w:rPr>
-              <w:t xml:space="preserve">Naylon ham maddelerinin üretimi, çözücü</w:t>
+              <w:t xml:space="preserve">Buzdolabı yalıtım köpüklerinin üretimi</w:t>
             </w:r>
           </w:p>
         </w:tc>
@@ -3925,8 +3990,8 @@
                 <w:rFonts w:ascii="Times New Roman" w:hAnsi="Times New Roman" w:cs="Times New Roman"/>
                 <w:sz w:val="20"/>
                 <w:szCs w:val="20"/>
+                <w:lang w:val="tr-TR"/>
                 <w:vertAlign w:val="subscript"/>
-                <w:lang w:val="tr-TR"/>
               </w:rPr>
               <w:t xml:space="preserve">6</w:t>
             </w:r>
@@ -3944,8 +4009,8 @@
                 <w:rFonts w:ascii="Times New Roman" w:hAnsi="Times New Roman" w:cs="Times New Roman"/>
                 <w:sz w:val="20"/>
                 <w:szCs w:val="20"/>
+                <w:lang w:val="tr-TR"/>
                 <w:vertAlign w:val="subscript"/>
-                <w:lang w:val="tr-TR"/>
               </w:rPr>
               <w:t xml:space="preserve">6</w:t>
             </w:r>
@@ -3956,17 +4021,17 @@
                 <w:szCs w:val="20"/>
                 <w:lang w:val="tr-TR"/>
               </w:rPr>
-              <w:t xml:space="preserve">), toluen (C</w:t>
+              <w:t xml:space="preserve">), ksilen (C</w:t>
             </w:r>
             <w:r>
               <w:rPr>
                 <w:rFonts w:ascii="Times New Roman" w:hAnsi="Times New Roman" w:cs="Times New Roman"/>
                 <w:sz w:val="20"/>
                 <w:szCs w:val="20"/>
+                <w:lang w:val="tr-TR"/>
                 <w:vertAlign w:val="subscript"/>
-                <w:lang w:val="tr-TR"/>
-              </w:rPr>
-              <w:t xml:space="preserve">7</w:t>
+              </w:rPr>
+              <w:t xml:space="preserve">8</w:t>
             </w:r>
             <w:r>
               <w:rPr>
@@ -3982,10 +4047,10 @@
                 <w:rFonts w:ascii="Times New Roman" w:hAnsi="Times New Roman" w:cs="Times New Roman"/>
                 <w:sz w:val="20"/>
                 <w:szCs w:val="20"/>
+                <w:lang w:val="tr-TR"/>
                 <w:vertAlign w:val="subscript"/>
-                <w:lang w:val="tr-TR"/>
-              </w:rPr>
-              <w:t xml:space="preserve">8</w:t>
+              </w:rPr>
+              <w:t xml:space="preserve">10</w:t>
             </w:r>
             <w:r>
               <w:rPr>

--- a/Kim12-2-5-Hidrokarbonlarin-Siniflandirilmasi.docx
+++ b/Kim12-2-5-Hidrokarbonlarin-Siniflandirilmasi.docx
@@ -36,7 +36,7 @@
           <w:rFonts w:ascii="Times New Roman" w:hAnsi="Times New Roman" w:cs="Times New Roman"/>
           <w:lang w:val="tr-TR"/>
         </w:rPr>
-        <w:t xml:space="preserve">Muzlar yeşilken toplanır ve tüketileceği yere taşındıktan sonra olgunlaştırma depolarında kontrollü bir ortamda etilen gazıyla olgunlaştırılır (Görsel A). Mum yapımında kullanılan parafin, petrolün işlenmesiyle elde edilen ve oda sıcaklığında katı olan bir maddedir (Görsel B). Eskiden yünlü kumaşları güvelerden korumak için dolaplara konan naftalin ise keskin kokulu, beyaz kristallerden oluşur. Etilen bir gaz, parafin yumuşak bir katı, naftalin ise kristal yapılı bir katıdır; ancak üçünün de molekülleri yalnızca karbon ve hidrojen atomlarından oluşur (Görsel C). Peki yalnızca bu iki elementten oluşan çok sayıdaki bileşik hangi özelliklerine göre gruplandırılabilir? Bir bileşiğin hangi gruba ait olduğunu anlamak için yapısında nelere bakmak gerekir? Bir etkinlik yaparak keşfediniz. Analiz ve Keşif Atölyesi 2.5.’te sınıflandırma yapacaksınız: Yapı formüllerini incelediğiniz hidrokarbonları gruplamak için ölçütler belirleyecek, bu ölçütlere göre hidrokarbonları ayrıştırıp gruplandıracak, oluşturduğunuz gruplara ad verecek ve verdiğiniz adları bilimsel sınıflandırmayla karşılaştıracaksınız. Her yapıyı ölçütlerinize adım adım uygulamanız analitik düşünme eğiliminizi; güvenilir kaynaklardan bilgi toplayıp doğrulamanız bilgi okuryazarlığınızı geliştirecek, araştırmacı ve sorgulayıcı tutumunuzla çalışkanlık değerinizi destekleyeceksiniz.</w:t>
+        <w:t xml:space="preserve">Muzlar yeşilken toplanır ve tüketileceği yere taşındıktan sonra olgunlaştırma depolarında kontrollü bir ortamda etilen gazıyla olgunlaştırılır (Görsel A). Mum yapımında kullanılan parafin, petrolün işlenmesiyle elde edilen ve oda sıcaklığında katı olan bir maddedir (Görsel B). Eskiden yünlü kumaşları güvelerden korumak için dolaplara konan naftalin ise keskin kokulu, beyaz kristallerden oluşur. Etilen bir gaz, parafin yumuşak bir katı, naftalin ise kristal yapılı bir katıdır; ancak üçünün de molekülleri yalnızca karbon ve hidrojen atomlarından oluşur (Görsel C). Peki yalnızca bu iki elementten oluşan çok sayıdaki bileşik hangi özelliklerine göre gruplandırılabilir? Bir bileşiğin hangi gruba ait olduğunu anlamak için yapısında nelere bakmak gerekir? Bu soruların cevabını bir etkinlik yaparak keşfediniz. Analiz ve Keşif Atölyesi 2.5.’te sınıflandırma yapacaksınız: Yapı formüllerini incelediğiniz hidrokarbonları gruplamak için ölçütler belirleyecek, bu ölçütlere göre hidrokarbonları ayrıştırıp gruplandıracak, oluşturduğunuz gruplara ad verecek ve verdiğiniz adları bilimsel sınıflandırmayla karşılaştıracaksınız. Her yapıyı ölçütlerinize adım adım uygulamanız analitik düşünme eğiliminizi; güvenilir kaynaklardan bilgi toplayıp doğrulamanız bilgi okuryazarlığınızı geliştirecek, araştırmacı ve sorgulayıcı tutumunuzla çalışkanlık değerinizi destekleyeceksiniz.</w:t>
       </w:r>
     </w:p>
     <w:tbl>

--- a/Kim12-2-5-Hidrokarbonlarin-Siniflandirilmasi.docx
+++ b/Kim12-2-5-Hidrokarbonlarin-Siniflandirilmasi.docx
@@ -4818,7 +4818,7 @@
                 <w:rFonts w:ascii="Times New Roman" w:hAnsi="Times New Roman" w:cs="Times New Roman"/>
                 <w:lang w:val="tr-TR"/>
               </w:rPr>
-              <w:t xml:space="preserve">a) Hangileri alkandır?</w:t>
+              <w:t xml:space="preserve">a. Hangileri alkandır?</w:t>
             </w:r>
           </w:p>
         </w:tc>
@@ -4860,7 +4860,7 @@
                 <w:rFonts w:ascii="Times New Roman" w:hAnsi="Times New Roman" w:cs="Times New Roman"/>
                 <w:lang w:val="tr-TR"/>
               </w:rPr>
-              <w:t xml:space="preserve">b) Hangileri alkendir?</w:t>
+              <w:t xml:space="preserve">b. Hangileri alkendir?</w:t>
             </w:r>
           </w:p>
         </w:tc>
@@ -4902,7 +4902,7 @@
                 <w:rFonts w:ascii="Times New Roman" w:hAnsi="Times New Roman" w:cs="Times New Roman"/>
                 <w:lang w:val="tr-TR"/>
               </w:rPr>
-              <w:t xml:space="preserve">c) Hangileri alkindir?</w:t>
+              <w:t xml:space="preserve">c. Hangileri alkindir?</w:t>
             </w:r>
           </w:p>
         </w:tc>
@@ -4944,7 +4944,7 @@
                 <w:rFonts w:ascii="Times New Roman" w:hAnsi="Times New Roman" w:cs="Times New Roman"/>
                 <w:lang w:val="tr-TR"/>
               </w:rPr>
-              <w:t xml:space="preserve">ç) Hangileri halkalı alifatik hidrokarbondur?</w:t>
+              <w:t xml:space="preserve">ç. Hangileri halkalı alifatik hidrokarbondur?</w:t>
             </w:r>
           </w:p>
         </w:tc>
@@ -4986,7 +4986,7 @@
                 <w:rFonts w:ascii="Times New Roman" w:hAnsi="Times New Roman" w:cs="Times New Roman"/>
                 <w:lang w:val="tr-TR"/>
               </w:rPr>
-              <w:t xml:space="preserve">d) Hangileri aromatik hidrokarbondur?</w:t>
+              <w:t xml:space="preserve">d. Hangileri aromatik hidrokarbondur?</w:t>
             </w:r>
           </w:p>
         </w:tc>
@@ -5028,7 +5028,7 @@
                 <w:rFonts w:ascii="Times New Roman" w:hAnsi="Times New Roman" w:cs="Times New Roman"/>
                 <w:lang w:val="tr-TR"/>
               </w:rPr>
-              <w:t xml:space="preserve">e) Hangileri doymamış alifatik hidrokarbondur?</w:t>
+              <w:t xml:space="preserve">e. Hangileri doymamış alifatik hidrokarbondur?</w:t>
             </w:r>
           </w:p>
         </w:tc>

--- a/Kim12-2-5-Hidrokarbonlarin-Siniflandirilmasi.docx
+++ b/Kim12-2-5-Hidrokarbonlarin-Siniflandirilmasi.docx
@@ -2973,7 +2973,7 @@
       <w:r>
         <w:drawing>
           <wp:inline distT="0" distB="0" distL="0" distR="0">
-            <wp:extent cx="5760000" cy="1053562"/>
+            <wp:extent cx="5791211" cy="1115570"/>
             <wp:docPr id="900007" name="Grafik 900007" descr="Görsel F: Farklı hidrokarbon sınıflarından örneklerin uzay dolgu modelleri (propan, but-2-en, propin, siklohekzan, benzen)"/>
             <wp:cNvGraphicFramePr>
               <a:graphicFrameLocks noChangeAspect="1"/>
@@ -2994,7 +2994,7 @@
                   <pic:spPr>
                     <a:xfrm>
                       <a:off x="0" y="0"/>
-                      <a:ext cx="5760000" cy="1053562"/>
+                      <a:ext cx="5791211" cy="1115570"/>
                     </a:xfrm>
                     <a:prstGeom prst="rect">
                       <a:avLst/>

--- a/Kim12-2-5-Hidrokarbonlarin-Siniflandirilmasi.docx
+++ b/Kim12-2-5-Hidrokarbonlarin-Siniflandirilmasi.docx
@@ -260,7 +260,7 @@
       <w:r>
         <w:drawing>
           <wp:inline distT="0" distB="0" distL="0" distR="0">
-            <wp:extent cx="5760000" cy="1121297"/>
+            <wp:extent cx="5757683" cy="1078994"/>
             <wp:docPr id="900001" name="Grafik 900001" descr="Görsel C: Etilen, parafinin bileşenlerinden biri (C_{25}H_{52}) ve naftalinin yapı formülleri"/>
             <wp:cNvGraphicFramePr>
               <a:graphicFrameLocks noChangeAspect="1"/>
@@ -281,7 +281,7 @@
                   <pic:spPr>
                     <a:xfrm>
                       <a:off x="0" y="0"/>
-                      <a:ext cx="5760000" cy="1121297"/>
+                      <a:ext cx="5757683" cy="1078994"/>
                     </a:xfrm>
                     <a:prstGeom prst="rect">
                       <a:avLst/>
@@ -398,7 +398,7 @@
       <w:r>
         <w:drawing>
           <wp:inline distT="0" distB="0" distL="0" distR="0">
-            <wp:extent cx="5760000" cy="4530106"/>
+            <wp:extent cx="5196850" cy="3325374"/>
             <wp:docPr id="900002" name="Grafik 900002" descr="Hidrokarbon kartları"/>
             <wp:cNvGraphicFramePr>
               <a:graphicFrameLocks noChangeAspect="1"/>
@@ -419,7 +419,7 @@
                   <pic:spPr>
                     <a:xfrm>
                       <a:off x="0" y="0"/>
-                      <a:ext cx="5760000" cy="4530106"/>
+                      <a:ext cx="5196850" cy="3325374"/>
                     </a:xfrm>
                     <a:prstGeom prst="rect">
                       <a:avLst/>
@@ -2101,7 +2101,7 @@
       <w:r>
         <w:drawing>
           <wp:inline distT="0" distB="0" distL="0" distR="0">
-            <wp:extent cx="5400000" cy="2916000"/>
+            <wp:extent cx="5398018" cy="2663957"/>
             <wp:docPr id="900005" name="Grafik 900005" descr="Görsel D: Hidrokarbonların sınıflandırılması"/>
             <wp:cNvGraphicFramePr>
               <a:graphicFrameLocks noChangeAspect="1"/>
@@ -2122,7 +2122,7 @@
                   <pic:spPr>
                     <a:xfrm>
                       <a:off x="0" y="0"/>
-                      <a:ext cx="5400000" cy="2916000"/>
+                      <a:ext cx="5398018" cy="2663957"/>
                     </a:xfrm>
                     <a:prstGeom prst="rect">
                       <a:avLst/>
@@ -4147,7 +4147,7 @@
       <w:r>
         <w:drawing>
           <wp:inline distT="0" distB="0" distL="0" distR="0">
-            <wp:extent cx="4680000" cy="1093793"/>
+            <wp:extent cx="4678689" cy="1149098"/>
             <wp:docPr id="900008" name="Grafik 900008" descr="I, II ve III numaralı hidrokarbonlar"/>
             <wp:cNvGraphicFramePr>
               <a:graphicFrameLocks noChangeAspect="1"/>
@@ -4168,7 +4168,7 @@
                   <pic:spPr>
                     <a:xfrm>
                       <a:off x="0" y="0"/>
-                      <a:ext cx="4680000" cy="1093793"/>
+                      <a:ext cx="4678689" cy="1149098"/>
                     </a:xfrm>
                     <a:prstGeom prst="rect">
                       <a:avLst/>
@@ -4687,7 +4687,7 @@
       <w:r>
         <w:drawing>
           <wp:inline distT="0" distB="0" distL="0" distR="0">
-            <wp:extent cx="5400000" cy="2888372"/>
+            <wp:extent cx="5413258" cy="2496316"/>
             <wp:docPr id="900011" name="Grafik 900011" descr="Yapılandırılmış grid"/>
             <wp:cNvGraphicFramePr>
               <a:graphicFrameLocks noChangeAspect="1"/>
@@ -4708,7 +4708,7 @@
                   <pic:spPr>
                     <a:xfrm>
                       <a:off x="0" y="0"/>
-                      <a:ext cx="5400000" cy="2888372"/>
+                      <a:ext cx="5413258" cy="2496316"/>
                     </a:xfrm>
                     <a:prstGeom prst="rect">
                       <a:avLst/>

--- a/Kim12-2-5-Hidrokarbonlarin-Siniflandirilmasi.docx
+++ b/Kim12-2-5-Hidrokarbonlarin-Siniflandirilmasi.docx
@@ -39,99 +39,73 @@
         <w:t xml:space="preserve">Muzlar yeşilken toplanır ve tüketileceği yere taşındıktan sonra olgunlaştırma depolarında kontrollü bir ortamda etilen gazıyla olgunlaştırılır (Görsel A). Mum yapımında kullanılan parafin, petrolün işlenmesiyle elde edilen ve oda sıcaklığında katı olan bir maddedir (Görsel B). Eskiden yünlü kumaşları güvelerden korumak için dolaplara konan naftalin ise keskin kokulu, beyaz kristallerden oluşur. Etilen bir gaz, parafin yumuşak bir katı, naftalin ise kristal yapılı bir katıdır; ancak üçünün de molekülleri yalnızca karbon ve hidrojen atomlarından oluşur (Görsel C). Peki yalnızca bu iki elementten oluşan çok sayıdaki bileşik hangi özelliklerine göre gruplandırılabilir? Bir bileşiğin hangi gruba ait olduğunu anlamak için yapısında nelere bakmak gerekir? Bu soruların cevabını bir etkinlik yaparak keşfediniz. Analiz ve Keşif Atölyesi 2.5.’te sınıflandırma yapacaksınız: Yapı formüllerini incelediğiniz hidrokarbonları gruplamak için ölçütler belirleyecek, bu ölçütlere göre hidrokarbonları ayrıştırıp gruplandıracak, oluşturduğunuz gruplara ad verecek ve verdiğiniz adları bilimsel sınıflandırmayla karşılaştıracaksınız. Her yapıyı ölçütlerinize adım adım uygulamanız analitik düşünme eğiliminizi; güvenilir kaynaklardan bilgi toplayıp doğrulamanız bilgi okuryazarlığınızı geliştirecek, araştırmacı ve sorgulayıcı tutumunuzla çalışkanlık değerinizi destekleyeceksiniz.</w:t>
       </w:r>
     </w:p>
-    <w:tbl>
-      <w:tblPr>
-        <w:tblW w:w="9000" w:type="dxa"/>
+    <w:p>
+      <w:pPr>
         <w:jc w:val="center"/>
-        <w:tblBorders>
-          <w:top w:val="single" w:sz="8" w:space="0" w:color="7F7F7F"/>
-          <w:left w:val="single" w:sz="8" w:space="0" w:color="7F7F7F"/>
-          <w:bottom w:val="single" w:sz="8" w:space="0" w:color="7F7F7F"/>
-          <w:right w:val="single" w:sz="8" w:space="0" w:color="7F7F7F"/>
-        </w:tblBorders>
-      </w:tblPr>
-      <w:tblGrid>
-        <w:gridCol w:w="9000"/>
-      </w:tblGrid>
-      <w:tr>
-        <w:tc>
-          <w:tcPr>
-            <w:tcW w:w="9000" w:type="dxa"/>
-            <w:shd w:val="clear" w:color="auto" w:fill="EDEDED"/>
-          </w:tcPr>
-          <w:p>
-            <w:pPr>
-              <w:jc w:val="both"/>
-              <w:rPr>
-                <w:rFonts w:ascii="Times New Roman" w:hAnsi="Times New Roman" w:cs="Times New Roman"/>
-                <w:lang w:val="tr-TR"/>
-              </w:rPr>
-            </w:pPr>
-            <w:r>
-              <w:rPr>
-                <w:rFonts w:ascii="Times New Roman" w:hAnsi="Times New Roman" w:cs="Times New Roman"/>
-                <w:lang w:val="tr-TR"/>
-              </w:rPr>
-              <w:t xml:space="preserve">GÖRSEL ALANI (Shutterstock)</w:t>
-            </w:r>
-          </w:p>
-          <w:p>
-            <w:pPr>
-              <w:jc w:val="both"/>
-              <w:rPr>
-                <w:rFonts w:ascii="Times New Roman" w:hAnsi="Times New Roman" w:cs="Times New Roman"/>
-                <w:lang w:val="tr-TR"/>
-              </w:rPr>
-            </w:pPr>
-            <w:r>
-              <w:rPr>
-                <w:rFonts w:ascii="Times New Roman" w:hAnsi="Times New Roman" w:cs="Times New Roman"/>
-                <w:lang w:val="tr-TR"/>
-              </w:rPr>
-              <w:t xml:space="preserve">Tarif: Bir olgunlaştırma deposunda kasalar içinde istiflenmiş, yeşilden sarıya dönmeye başlamış muz salkımları (marka/logo görünmesin).</w:t>
-            </w:r>
-          </w:p>
-          <w:p>
-            <w:pPr>
-              <w:jc w:val="both"/>
-              <w:rPr>
-                <w:rFonts w:ascii="Times New Roman" w:hAnsi="Times New Roman" w:cs="Times New Roman"/>
-                <w:lang w:val="tr-TR"/>
-              </w:rPr>
-            </w:pPr>
-            <w:r>
-              <w:rPr>
-                <w:rFonts w:ascii="Times New Roman" w:hAnsi="Times New Roman" w:cs="Times New Roman"/>
-                <w:lang w:val="tr-TR"/>
-              </w:rPr>
-              <w:t xml:space="preserve">Shutter ID: 1057193474 (fotoğraf) — Cultivated bananas in storage room</w:t>
-            </w:r>
-          </w:p>
-        </w:tc>
-      </w:tr>
-    </w:tbl>
-    <w:p>
-      <w:pPr>
-        <w:jc w:val="both"/>
-        <w:rPr>
-          <w:rFonts w:ascii="Times New Roman" w:hAnsi="Times New Roman" w:cs="Times New Roman"/>
-          <w:lang w:val="tr-TR"/>
-        </w:rPr>
-      </w:pPr>
+      </w:pPr>
+      <w:r>
+        <w:drawing>
+          <wp:inline xmlns:a="http://schemas.openxmlformats.org/drawingml/2006/main" xmlns:pic="http://schemas.openxmlformats.org/drawingml/2006/picture">
+            <wp:extent cx="3085714" cy="2520000"/>
+            <wp:docPr id="900015" name="Picture 900015"/>
+            <wp:cNvGraphicFramePr>
+              <a:graphicFrameLocks noChangeAspect="1"/>
+            </wp:cNvGraphicFramePr>
+            <a:graphic>
+              <a:graphicData uri="http://schemas.openxmlformats.org/drawingml/2006/picture">
+                <pic:pic>
+                  <pic:nvPicPr>
+                    <pic:cNvPr id="0" name="1057193474_d.jpg"/>
+                    <pic:cNvPicPr/>
+                  </pic:nvPicPr>
+                  <pic:blipFill>
+                    <a:blip r:embed="rId11"/>
+                    <a:stretch>
+                      <a:fillRect/>
+                    </a:stretch>
+                  </pic:blipFill>
+                  <pic:spPr>
+                    <a:xfrm>
+                      <a:off x="0" y="0"/>
+                      <a:ext cx="3085714" cy="2520000"/>
+                    </a:xfrm>
+                    <a:prstGeom prst="rect"/>
+                  </pic:spPr>
+                </pic:pic>
+              </a:graphicData>
+            </a:graphic>
+          </wp:inline>
+        </w:drawing>
+      </w:r>
     </w:p>
     <w:p>
       <w:pPr>
         <w:jc w:val="center"/>
-        <w:rPr>
-          <w:rFonts w:ascii="Times New Roman" w:hAnsi="Times New Roman" w:cs="Times New Roman"/>
-          <w:lang w:val="tr-TR"/>
-        </w:rPr>
       </w:pPr>
       <w:r>
         <w:rPr>
           <w:rFonts w:ascii="Times New Roman" w:hAnsi="Times New Roman" w:cs="Times New Roman"/>
           <w:b/>
           <w:bCs/>
+          <w:highlight w:val="yellow"/>
+          <w:lang w:val="tr-TR"/>
+        </w:rPr>
+        <w:t xml:space="preserve">Shutter id: 1057193474</w:t>
+      </w:r>
+    </w:p>
+    <w:p>
+      <w:pPr>
+        <w:jc w:val="center"/>
+        <w:rPr>
+          <w:rFonts w:ascii="Times New Roman" w:hAnsi="Times New Roman" w:cs="Times New Roman"/>
+          <w:lang w:val="tr-TR"/>
+        </w:rPr>
+      </w:pPr>
+      <w:r>
+        <w:rPr>
+          <w:rFonts w:ascii="Times New Roman" w:hAnsi="Times New Roman" w:cs="Times New Roman"/>
+          <w:b/>
+          <w:bCs/>
           <w:lang w:val="tr-TR"/>
         </w:rPr>
         <w:t xml:space="preserve">Görsel A:</w:t>
@@ -144,85 +118,59 @@
         <w:t xml:space="preserve"> Olgunlaştırma deposunda muzlar</w:t>
       </w:r>
     </w:p>
-    <w:tbl>
-      <w:tblPr>
-        <w:tblW w:w="9000" w:type="dxa"/>
+    <w:p>
+      <w:pPr>
         <w:jc w:val="center"/>
-        <w:tblBorders>
-          <w:top w:val="single" w:sz="8" w:space="0" w:color="7F7F7F"/>
-          <w:left w:val="single" w:sz="8" w:space="0" w:color="7F7F7F"/>
-          <w:bottom w:val="single" w:sz="8" w:space="0" w:color="7F7F7F"/>
-          <w:right w:val="single" w:sz="8" w:space="0" w:color="7F7F7F"/>
-        </w:tblBorders>
-      </w:tblPr>
-      <w:tblGrid>
-        <w:gridCol w:w="9000"/>
-      </w:tblGrid>
-      <w:tr>
-        <w:tc>
-          <w:tcPr>
-            <w:tcW w:w="9000" w:type="dxa"/>
-            <w:shd w:val="clear" w:color="auto" w:fill="EDEDED"/>
-          </w:tcPr>
-          <w:p>
-            <w:pPr>
-              <w:jc w:val="both"/>
-              <w:rPr>
-                <w:rFonts w:ascii="Times New Roman" w:hAnsi="Times New Roman" w:cs="Times New Roman"/>
-                <w:lang w:val="tr-TR"/>
-              </w:rPr>
-            </w:pPr>
-            <w:r>
-              <w:rPr>
-                <w:rFonts w:ascii="Times New Roman" w:hAnsi="Times New Roman" w:cs="Times New Roman"/>
-                <w:lang w:val="tr-TR"/>
-              </w:rPr>
-              <w:t xml:space="preserve">GÖRSEL ALANI (Shutterstock)</w:t>
-            </w:r>
-          </w:p>
-          <w:p>
-            <w:pPr>
-              <w:jc w:val="both"/>
-              <w:rPr>
-                <w:rFonts w:ascii="Times New Roman" w:hAnsi="Times New Roman" w:cs="Times New Roman"/>
-                <w:lang w:val="tr-TR"/>
-              </w:rPr>
-            </w:pPr>
-            <w:r>
-              <w:rPr>
-                <w:rFonts w:ascii="Times New Roman" w:hAnsi="Times New Roman" w:cs="Times New Roman"/>
-                <w:lang w:val="tr-TR"/>
-              </w:rPr>
-              <w:t xml:space="preserve">Tarif: Beyaz parafin mum blokları ve el yapımı mumlar; yanında eritilmiş parafin içeren bir kap (marka/logo görünmesin).</w:t>
-            </w:r>
-          </w:p>
-          <w:p>
-            <w:pPr>
-              <w:jc w:val="both"/>
-              <w:rPr>
-                <w:rFonts w:ascii="Times New Roman" w:hAnsi="Times New Roman" w:cs="Times New Roman"/>
-                <w:lang w:val="tr-TR"/>
-              </w:rPr>
-            </w:pPr>
-            <w:r>
-              <w:rPr>
-                <w:rFonts w:ascii="Times New Roman" w:hAnsi="Times New Roman" w:cs="Times New Roman"/>
-                <w:lang w:val="tr-TR"/>
-              </w:rPr>
-              <w:t xml:space="preserve">Shutter ID: 2635065337 (fotoğraf) — Different wax types for candle making</w:t>
-            </w:r>
-          </w:p>
-        </w:tc>
-      </w:tr>
-    </w:tbl>
+      </w:pPr>
+      <w:r>
+        <w:drawing>
+          <wp:inline xmlns:a="http://schemas.openxmlformats.org/drawingml/2006/main" xmlns:pic="http://schemas.openxmlformats.org/drawingml/2006/picture">
+            <wp:extent cx="3861082" cy="2520000"/>
+            <wp:docPr id="900016" name="Picture 900016"/>
+            <wp:cNvGraphicFramePr>
+              <a:graphicFrameLocks noChangeAspect="1"/>
+            </wp:cNvGraphicFramePr>
+            <a:graphic>
+              <a:graphicData uri="http://schemas.openxmlformats.org/drawingml/2006/picture">
+                <pic:pic>
+                  <pic:nvPicPr>
+                    <pic:cNvPr id="0" name="2635065337_d.jpg"/>
+                    <pic:cNvPicPr/>
+                  </pic:nvPicPr>
+                  <pic:blipFill>
+                    <a:blip r:embed="rId12"/>
+                    <a:stretch>
+                      <a:fillRect/>
+                    </a:stretch>
+                  </pic:blipFill>
+                  <pic:spPr>
+                    <a:xfrm>
+                      <a:off x="0" y="0"/>
+                      <a:ext cx="3861082" cy="2520000"/>
+                    </a:xfrm>
+                    <a:prstGeom prst="rect"/>
+                  </pic:spPr>
+                </pic:pic>
+              </a:graphicData>
+            </a:graphic>
+          </wp:inline>
+        </w:drawing>
+      </w:r>
+    </w:p>
     <w:p>
       <w:pPr>
-        <w:jc w:val="both"/>
-        <w:rPr>
-          <w:rFonts w:ascii="Times New Roman" w:hAnsi="Times New Roman" w:cs="Times New Roman"/>
-          <w:lang w:val="tr-TR"/>
-        </w:rPr>
-      </w:pPr>
+        <w:jc w:val="center"/>
+      </w:pPr>
+      <w:r>
+        <w:rPr>
+          <w:rFonts w:ascii="Times New Roman" w:hAnsi="Times New Roman" w:cs="Times New Roman"/>
+          <w:b/>
+          <w:bCs/>
+          <w:highlight w:val="yellow"/>
+          <w:lang w:val="tr-TR"/>
+        </w:rPr>
+        <w:t xml:space="preserve">Shutter id: 2635065337</w:t>
+      </w:r>
     </w:p>
     <w:p>
       <w:pPr>

--- a/Kim12-2-5-Hidrokarbonlarin-Siniflandirilmasi.docx
+++ b/Kim12-2-5-Hidrokarbonlarin-Siniflandirilmasi.docx
@@ -39,164 +39,195 @@
         <w:t xml:space="preserve">Muzlar yeşilken toplanır ve tüketileceği yere taşındıktan sonra olgunlaştırma depolarında kontrollü bir ortamda etilen gazıyla olgunlaştırılır (Görsel A). Mum yapımında kullanılan parafin, petrolün işlenmesiyle elde edilen ve oda sıcaklığında katı olan bir maddedir (Görsel B). Eskiden yünlü kumaşları güvelerden korumak için dolaplara konan naftalin ise keskin kokulu, beyaz kristallerden oluşur. Etilen bir gaz, parafin yumuşak bir katı, naftalin ise kristal yapılı bir katıdır; ancak üçünün de molekülleri yalnızca karbon ve hidrojen atomlarından oluşur (Görsel C). Peki yalnızca bu iki elementten oluşan çok sayıdaki bileşik hangi özelliklerine göre gruplandırılabilir? Bir bileşiğin hangi gruba ait olduğunu anlamak için yapısında nelere bakmak gerekir? Bu soruların cevabını bir etkinlik yaparak keşfediniz. Analiz ve Keşif Atölyesi 2.5.’te sınıflandırma yapacaksınız: Yapı formüllerini incelediğiniz hidrokarbonları gruplamak için ölçütler belirleyecek, bu ölçütlere göre hidrokarbonları ayrıştırıp gruplandıracak, oluşturduğunuz gruplara ad verecek ve verdiğiniz adları bilimsel sınıflandırmayla karşılaştıracaksınız. Her yapıyı ölçütlerinize adım adım uygulamanız analitik düşünme eğiliminizi; güvenilir kaynaklardan bilgi toplayıp doğrulamanız bilgi okuryazarlığınızı geliştirecek, araştırmacı ve sorgulayıcı tutumunuzla çalışkanlık değerinizi destekleyeceksiniz.</w:t>
       </w:r>
     </w:p>
-    <w:p>
-      <w:pPr>
+    <w:tbl>
+      <w:tblPr>
+        <w:tblW w:w="9000" w:type="dxa"/>
         <w:jc w:val="center"/>
-      </w:pPr>
-      <w:r>
-        <w:drawing>
-          <wp:inline xmlns:a="http://schemas.openxmlformats.org/drawingml/2006/main" xmlns:pic="http://schemas.openxmlformats.org/drawingml/2006/picture">
-            <wp:extent cx="3085714" cy="2520000"/>
-            <wp:docPr id="900015" name="Picture 900015"/>
-            <wp:cNvGraphicFramePr>
-              <a:graphicFrameLocks noChangeAspect="1"/>
-            </wp:cNvGraphicFramePr>
-            <a:graphic>
-              <a:graphicData uri="http://schemas.openxmlformats.org/drawingml/2006/picture">
-                <pic:pic>
-                  <pic:nvPicPr>
-                    <pic:cNvPr id="0" name="1057193474_d.jpg"/>
-                    <pic:cNvPicPr/>
-                  </pic:nvPicPr>
-                  <pic:blipFill>
-                    <a:blip r:embed="rId11"/>
-                    <a:stretch>
-                      <a:fillRect/>
-                    </a:stretch>
-                  </pic:blipFill>
-                  <pic:spPr>
-                    <a:xfrm>
-                      <a:off x="0" y="0"/>
-                      <a:ext cx="3085714" cy="2520000"/>
-                    </a:xfrm>
-                    <a:prstGeom prst="rect"/>
-                  </pic:spPr>
-                </pic:pic>
-              </a:graphicData>
-            </a:graphic>
-          </wp:inline>
-        </w:drawing>
-      </w:r>
-    </w:p>
-    <w:p>
-      <w:pPr>
-        <w:jc w:val="center"/>
-      </w:pPr>
-      <w:r>
-        <w:rPr>
-          <w:rFonts w:ascii="Times New Roman" w:hAnsi="Times New Roman" w:cs="Times New Roman"/>
-          <w:b/>
-          <w:bCs/>
-          <w:highlight w:val="yellow"/>
-          <w:lang w:val="tr-TR"/>
-        </w:rPr>
-        <w:t xml:space="preserve">Shutter id: 1057193474</w:t>
-      </w:r>
-    </w:p>
-    <w:p>
-      <w:pPr>
-        <w:jc w:val="center"/>
-        <w:rPr>
-          <w:rFonts w:ascii="Times New Roman" w:hAnsi="Times New Roman" w:cs="Times New Roman"/>
-          <w:lang w:val="tr-TR"/>
-        </w:rPr>
-      </w:pPr>
-      <w:r>
-        <w:rPr>
-          <w:rFonts w:ascii="Times New Roman" w:hAnsi="Times New Roman" w:cs="Times New Roman"/>
-          <w:b/>
-          <w:bCs/>
-          <w:lang w:val="tr-TR"/>
-        </w:rPr>
-        <w:t xml:space="preserve">Görsel A:</w:t>
-      </w:r>
-      <w:r>
-        <w:rPr>
-          <w:rFonts w:ascii="Times New Roman" w:hAnsi="Times New Roman" w:cs="Times New Roman"/>
-          <w:lang w:val="tr-TR"/>
-        </w:rPr>
-        <w:t xml:space="preserve"> Olgunlaştırma deposunda muzlar</w:t>
-      </w:r>
-    </w:p>
-    <w:p>
-      <w:pPr>
-        <w:jc w:val="center"/>
-      </w:pPr>
-      <w:r>
-        <w:drawing>
-          <wp:inline xmlns:a="http://schemas.openxmlformats.org/drawingml/2006/main" xmlns:pic="http://schemas.openxmlformats.org/drawingml/2006/picture">
-            <wp:extent cx="3861082" cy="2520000"/>
-            <wp:docPr id="900016" name="Picture 900016"/>
-            <wp:cNvGraphicFramePr>
-              <a:graphicFrameLocks noChangeAspect="1"/>
-            </wp:cNvGraphicFramePr>
-            <a:graphic>
-              <a:graphicData uri="http://schemas.openxmlformats.org/drawingml/2006/picture">
-                <pic:pic>
-                  <pic:nvPicPr>
-                    <pic:cNvPr id="0" name="2635065337_d.jpg"/>
-                    <pic:cNvPicPr/>
-                  </pic:nvPicPr>
-                  <pic:blipFill>
-                    <a:blip r:embed="rId12"/>
-                    <a:stretch>
-                      <a:fillRect/>
-                    </a:stretch>
-                  </pic:blipFill>
-                  <pic:spPr>
-                    <a:xfrm>
-                      <a:off x="0" y="0"/>
-                      <a:ext cx="3861082" cy="2520000"/>
-                    </a:xfrm>
-                    <a:prstGeom prst="rect"/>
-                  </pic:spPr>
-                </pic:pic>
-              </a:graphicData>
-            </a:graphic>
-          </wp:inline>
-        </w:drawing>
-      </w:r>
-    </w:p>
-    <w:p>
-      <w:pPr>
-        <w:jc w:val="center"/>
-      </w:pPr>
-      <w:r>
-        <w:rPr>
-          <w:rFonts w:ascii="Times New Roman" w:hAnsi="Times New Roman" w:cs="Times New Roman"/>
-          <w:b/>
-          <w:bCs/>
-          <w:highlight w:val="yellow"/>
-          <w:lang w:val="tr-TR"/>
-        </w:rPr>
-        <w:t xml:space="preserve">Shutter id: 2635065337</w:t>
-      </w:r>
-    </w:p>
-    <w:p>
-      <w:pPr>
-        <w:jc w:val="center"/>
-        <w:rPr>
-          <w:rFonts w:ascii="Times New Roman" w:hAnsi="Times New Roman" w:cs="Times New Roman"/>
-          <w:lang w:val="tr-TR"/>
-        </w:rPr>
-      </w:pPr>
-      <w:r>
-        <w:rPr>
-          <w:rFonts w:ascii="Times New Roman" w:hAnsi="Times New Roman" w:cs="Times New Roman"/>
-          <w:b/>
-          <w:bCs/>
-          <w:lang w:val="tr-TR"/>
-        </w:rPr>
-        <w:t xml:space="preserve">Görsel B:</w:t>
-      </w:r>
-      <w:r>
-        <w:rPr>
-          <w:rFonts w:ascii="Times New Roman" w:hAnsi="Times New Roman" w:cs="Times New Roman"/>
-          <w:lang w:val="tr-TR"/>
-        </w:rPr>
-        <w:t xml:space="preserve"> Parafin mumları</w:t>
-      </w:r>
-    </w:p>
+        <w:tblBorders>
+          <w:top w:val="nil"/>
+          <w:left w:val="nil"/>
+          <w:bottom w:val="nil"/>
+          <w:right w:val="nil"/>
+          <w:insideH w:val="nil"/>
+          <w:insideV w:val="nil"/>
+        </w:tblBorders>
+        <w:tblLayout w:type="fixed"/>
+      </w:tblPr>
+      <w:tblGrid>
+        <w:gridCol w:w="4500"/>
+        <w:gridCol w:w="4500"/>
+      </w:tblGrid>
+      <w:tr>
+        <w:tc>
+          <w:tcPr>
+            <w:tcW w:w="4500" w:type="dxa"/>
+          </w:tcPr>
+          <w:p>
+            <w:pPr>
+              <w:jc w:val="center"/>
+            </w:pPr>
+            <w:r>
+              <w:drawing>
+                <wp:inline xmlns:a="http://schemas.openxmlformats.org/drawingml/2006/main" xmlns:pic="http://schemas.openxmlformats.org/drawingml/2006/picture">
+                  <wp:extent cx="2424489" cy="1979999"/>
+                  <wp:docPr id="900015" name="Picture 900015"/>
+                  <wp:cNvGraphicFramePr>
+                    <a:graphicFrameLocks noChangeAspect="1"/>
+                  </wp:cNvGraphicFramePr>
+                  <a:graphic>
+                    <a:graphicData uri="http://schemas.openxmlformats.org/drawingml/2006/picture">
+                      <pic:pic>
+                        <pic:nvPicPr>
+                          <pic:cNvPr id="0" name="1057193474_d.jpg"/>
+                          <pic:cNvPicPr/>
+                        </pic:nvPicPr>
+                        <pic:blipFill>
+                          <a:blip r:embed="rId11"/>
+                          <a:stretch>
+                            <a:fillRect/>
+                          </a:stretch>
+                        </pic:blipFill>
+                        <pic:spPr>
+                          <a:xfrm>
+                            <a:off x="0" y="0"/>
+                            <a:ext cx="2424489" cy="1979999"/>
+                          </a:xfrm>
+                          <a:prstGeom prst="rect"/>
+                        </pic:spPr>
+                      </pic:pic>
+                    </a:graphicData>
+                  </a:graphic>
+                </wp:inline>
+              </w:drawing>
+            </w:r>
+          </w:p>
+          <w:p>
+            <w:pPr>
+              <w:jc w:val="center"/>
+            </w:pPr>
+            <w:r>
+              <w:rPr>
+                <w:rFonts w:ascii="Times New Roman" w:hAnsi="Times New Roman" w:cs="Times New Roman"/>
+                <w:b/>
+                <w:bCs/>
+                <w:highlight w:val="yellow"/>
+                <w:lang w:val="tr-TR"/>
+              </w:rPr>
+              <w:t xml:space="preserve">Shutter id: 1057193474</w:t>
+            </w:r>
+          </w:p>
+          <w:p>
+            <w:pPr>
+              <w:jc w:val="center"/>
+              <w:rPr>
+                <w:rFonts w:ascii="Times New Roman" w:hAnsi="Times New Roman" w:cs="Times New Roman"/>
+                <w:lang w:val="tr-TR"/>
+              </w:rPr>
+            </w:pPr>
+            <w:r>
+              <w:rPr>
+                <w:rFonts w:ascii="Times New Roman" w:hAnsi="Times New Roman" w:cs="Times New Roman"/>
+                <w:b/>
+                <w:bCs/>
+                <w:lang w:val="tr-TR"/>
+              </w:rPr>
+              <w:t xml:space="preserve">Görsel A:</w:t>
+            </w:r>
+            <w:r>
+              <w:rPr>
+                <w:rFonts w:ascii="Times New Roman" w:hAnsi="Times New Roman" w:cs="Times New Roman"/>
+                <w:lang w:val="tr-TR"/>
+              </w:rPr>
+              <w:t xml:space="preserve"> Olgunlaştırma deposunda muzlar</w:t>
+            </w:r>
+          </w:p>
+        </w:tc>
+        <w:tc>
+          <w:tcPr>
+            <w:tcW w:w="4500" w:type="dxa"/>
+          </w:tcPr>
+          <w:p>
+            <w:pPr>
+              <w:jc w:val="center"/>
+            </w:pPr>
+            <w:r>
+              <w:drawing>
+                <wp:inline xmlns:a="http://schemas.openxmlformats.org/drawingml/2006/main" xmlns:pic="http://schemas.openxmlformats.org/drawingml/2006/picture">
+                  <wp:extent cx="2628000" cy="1715208"/>
+                  <wp:docPr id="900016" name="Picture 900016"/>
+                  <wp:cNvGraphicFramePr>
+                    <a:graphicFrameLocks noChangeAspect="1"/>
+                  </wp:cNvGraphicFramePr>
+                  <a:graphic>
+                    <a:graphicData uri="http://schemas.openxmlformats.org/drawingml/2006/picture">
+                      <pic:pic>
+                        <pic:nvPicPr>
+                          <pic:cNvPr id="0" name="2635065337_d.jpg"/>
+                          <pic:cNvPicPr/>
+                        </pic:nvPicPr>
+                        <pic:blipFill>
+                          <a:blip r:embed="rId12"/>
+                          <a:stretch>
+                            <a:fillRect/>
+                          </a:stretch>
+                        </pic:blipFill>
+                        <pic:spPr>
+                          <a:xfrm>
+                            <a:off x="0" y="0"/>
+                            <a:ext cx="2628000" cy="1715208"/>
+                          </a:xfrm>
+                          <a:prstGeom prst="rect"/>
+                        </pic:spPr>
+                      </pic:pic>
+                    </a:graphicData>
+                  </a:graphic>
+                </wp:inline>
+              </w:drawing>
+            </w:r>
+          </w:p>
+          <w:p>
+            <w:pPr>
+              <w:jc w:val="center"/>
+            </w:pPr>
+            <w:r>
+              <w:rPr>
+                <w:rFonts w:ascii="Times New Roman" w:hAnsi="Times New Roman" w:cs="Times New Roman"/>
+                <w:b/>
+                <w:bCs/>
+                <w:highlight w:val="yellow"/>
+                <w:lang w:val="tr-TR"/>
+              </w:rPr>
+              <w:t xml:space="preserve">Shutter id: 2635065337</w:t>
+            </w:r>
+          </w:p>
+          <w:p>
+            <w:pPr>
+              <w:jc w:val="center"/>
+              <w:rPr>
+                <w:rFonts w:ascii="Times New Roman" w:hAnsi="Times New Roman" w:cs="Times New Roman"/>
+                <w:lang w:val="tr-TR"/>
+              </w:rPr>
+            </w:pPr>
+            <w:r>
+              <w:rPr>
+                <w:rFonts w:ascii="Times New Roman" w:hAnsi="Times New Roman" w:cs="Times New Roman"/>
+                <w:b/>
+                <w:bCs/>
+                <w:lang w:val="tr-TR"/>
+              </w:rPr>
+              <w:t xml:space="preserve">Görsel B:</w:t>
+            </w:r>
+            <w:r>
+              <w:rPr>
+                <w:rFonts w:ascii="Times New Roman" w:hAnsi="Times New Roman" w:cs="Times New Roman"/>
+                <w:lang w:val="tr-TR"/>
+              </w:rPr>
+              <w:t xml:space="preserve"> Parafin mumları</w:t>
+            </w:r>
+          </w:p>
+        </w:tc>
+      </w:tr>
+    </w:tbl>
     <w:p xmlns:a="http://schemas.openxmlformats.org/drawingml/2006/main" xmlns:pic="http://schemas.openxmlformats.org/drawingml/2006/picture">
       <w:pPr>
         <w:jc w:val="center"/>
